--- a/2-NodeJs/Express.docx
+++ b/2-NodeJs/Express.docx
@@ -23,7 +23,7 @@
           <w:szCs w:val="36"/>
           <w:lang w:val="en-US"/>
         </w:rPr>
-        <w:t>NodeJS</w:t>
+        <w:t>Express</w:t>
       </w:r>
     </w:p>
     <w:p>
@@ -77,58 +77,8 @@
           <w:szCs w:val="36"/>
           <w:lang w:val="en-US"/>
         </w:rPr>
-        <w:t>Node Intro</w:t>
-      </w:r>
-    </w:p>
-    <w:p>
-      <w:pPr>
-        <w:ind w:firstLine="720"/>
-        <w:rPr>
-          <w:rFonts w:ascii="Andale Mono" w:hAnsi="Andale Mono" w:cs="Browallia New"/>
-          <w:sz w:val="32"/>
-          <w:szCs w:val="32"/>
-          <w:lang w:val="en-US"/>
-        </w:rPr>
-      </w:pPr>
-      <w:r>
-        <w:rPr>
-          <w:rFonts w:ascii="Andale Mono" w:hAnsi="Andale Mono" w:cs="Browallia New"/>
-          <w:sz w:val="32"/>
-          <w:szCs w:val="32"/>
-          <w:lang w:val="en-US"/>
-        </w:rPr>
-        <w:t xml:space="preserve">It’s a JavaScript run time, that’s the Js that run the outside from the browser and run it on our machine, so you can use the same syntax as JS for this </w:t>
-      </w:r>
-    </w:p>
-    <w:p>
-      <w:pPr>
-        <w:ind w:firstLine="720"/>
-        <w:rPr>
-          <w:rFonts w:ascii="Andale Mono" w:hAnsi="Andale Mono" w:cs="Browallia New"/>
-          <w:sz w:val="32"/>
-          <w:szCs w:val="32"/>
-          <w:lang w:val="en-US"/>
-        </w:rPr>
-      </w:pPr>
-      <w:r>
-        <w:rPr>
-          <w:rFonts w:ascii="Andale Mono" w:hAnsi="Andale Mono" w:cs="Browallia New"/>
-          <w:sz w:val="32"/>
-          <w:szCs w:val="32"/>
-          <w:lang w:val="en-US"/>
-        </w:rPr>
-        <w:t>The purpose of Why are we using this because of for creating web server, command line tools (application that run in our command line, when we don’t have UI yet), Video Game, etc.</w:t>
-      </w:r>
-    </w:p>
-    <w:p>
-      <w:pPr>
-        <w:rPr>
-          <w:rFonts w:ascii="Andale Mono" w:hAnsi="Andale Mono" w:cs="Browallia New"/>
-          <w:sz w:val="32"/>
-          <w:szCs w:val="32"/>
-          <w:lang w:val="en-US"/>
-        </w:rPr>
-      </w:pPr>
+        <w:t>Router</w:t>
+      </w:r>
     </w:p>
     <w:p>
       <w:pPr>
@@ -147,10 +97,1919 @@
           <w:highlight w:val="green"/>
           <w:lang w:val="en-US"/>
         </w:rPr>
-        <w:t>Node REPL</w:t>
-      </w:r>
-    </w:p>
-    <w:p/>
+        <w:t>Express Rout</w:t>
+      </w:r>
+      <w:r>
+        <w:rPr>
+          <w:rFonts w:ascii="Andale Mono" w:hAnsi="Andale Mono" w:cs="Browallia New"/>
+          <w:sz w:val="32"/>
+          <w:szCs w:val="32"/>
+          <w:highlight w:val="green"/>
+          <w:lang w:val="en-US"/>
+        </w:rPr>
+        <w:t>er</w:t>
+      </w:r>
+    </w:p>
+    <w:p>
+      <w:pPr>
+        <w:pStyle w:val="ListParagraph"/>
+        <w:numPr>
+          <w:ilvl w:val="0"/>
+          <w:numId w:val="2"/>
+        </w:numPr>
+        <w:rPr>
+          <w:rFonts w:ascii="Andale Mono" w:hAnsi="Andale Mono" w:cs="Browallia New"/>
+          <w:sz w:val="32"/>
+          <w:szCs w:val="32"/>
+          <w:lang w:val="en-US"/>
+        </w:rPr>
+      </w:pPr>
+      <w:r>
+        <w:rPr>
+          <w:rFonts w:ascii="Andale Mono" w:hAnsi="Andale Mono" w:cs="Browallia New"/>
+          <w:sz w:val="32"/>
+          <w:szCs w:val="32"/>
+          <w:lang w:val="en-US"/>
+        </w:rPr>
+        <w:t>To route to the specific path (URL)</w:t>
+      </w:r>
+    </w:p>
+    <w:p>
+      <w:pPr>
+        <w:pStyle w:val="ListParagraph"/>
+        <w:numPr>
+          <w:ilvl w:val="0"/>
+          <w:numId w:val="2"/>
+        </w:numPr>
+        <w:rPr>
+          <w:rFonts w:ascii="Andale Mono" w:hAnsi="Andale Mono" w:cs="Browallia New"/>
+          <w:sz w:val="32"/>
+          <w:szCs w:val="32"/>
+          <w:lang w:val="en-US"/>
+        </w:rPr>
+      </w:pPr>
+      <w:r>
+        <w:rPr>
+          <w:rFonts w:ascii="Andale Mono" w:hAnsi="Andale Mono" w:cs="Browallia New"/>
+          <w:sz w:val="32"/>
+          <w:szCs w:val="32"/>
+          <w:lang w:val="en-US"/>
+        </w:rPr>
+        <w:t>The reason why we need route</w:t>
+      </w:r>
+    </w:p>
+    <w:p>
+      <w:pPr>
+        <w:pStyle w:val="ListParagraph"/>
+        <w:numPr>
+          <w:ilvl w:val="1"/>
+          <w:numId w:val="2"/>
+        </w:numPr>
+        <w:rPr>
+          <w:rFonts w:ascii="Andale Mono" w:hAnsi="Andale Mono" w:cs="Browallia New"/>
+          <w:sz w:val="32"/>
+          <w:szCs w:val="32"/>
+          <w:lang w:val="en-US"/>
+        </w:rPr>
+      </w:pPr>
+      <w:r>
+        <w:rPr>
+          <w:rFonts w:ascii="Andale Mono" w:hAnsi="Andale Mono" w:cs="Browallia New"/>
+          <w:sz w:val="32"/>
+          <w:szCs w:val="32"/>
+          <w:lang w:val="en-US"/>
+        </w:rPr>
+        <w:t>To split it into files</w:t>
+      </w:r>
+    </w:p>
+    <w:p>
+      <w:pPr>
+        <w:pStyle w:val="ListParagraph"/>
+        <w:numPr>
+          <w:ilvl w:val="2"/>
+          <w:numId w:val="2"/>
+        </w:numPr>
+        <w:rPr>
+          <w:rFonts w:ascii="Andale Mono" w:hAnsi="Andale Mono" w:cs="Browallia New"/>
+          <w:sz w:val="32"/>
+          <w:szCs w:val="32"/>
+          <w:lang w:val="en-US"/>
+        </w:rPr>
+      </w:pPr>
+      <w:r>
+        <w:rPr>
+          <w:rFonts w:ascii="Andale Mono" w:hAnsi="Andale Mono" w:cs="Browallia New"/>
+          <w:sz w:val="32"/>
+          <w:szCs w:val="32"/>
+          <w:lang w:val="en-US"/>
+        </w:rPr>
+        <w:t xml:space="preserve">We separate to many files many paths to </w:t>
+      </w:r>
+      <w:r>
+        <w:rPr>
+          <w:rFonts w:ascii="Andale Mono" w:hAnsi="Andale Mono" w:cs="Browallia New"/>
+          <w:sz w:val="32"/>
+          <w:szCs w:val="32"/>
+          <w:lang w:val="en-US"/>
+        </w:rPr>
+        <w:t>group</w:t>
+      </w:r>
+      <w:r>
+        <w:rPr>
+          <w:rFonts w:ascii="Andale Mono" w:hAnsi="Andale Mono" w:cs="Browallia New"/>
+          <w:sz w:val="32"/>
+          <w:szCs w:val="32"/>
+          <w:lang w:val="en-US"/>
+        </w:rPr>
+        <w:t xml:space="preserve"> those routes</w:t>
+      </w:r>
+    </w:p>
+    <w:p>
+      <w:pPr>
+        <w:pStyle w:val="ListParagraph"/>
+        <w:numPr>
+          <w:ilvl w:val="2"/>
+          <w:numId w:val="2"/>
+        </w:numPr>
+        <w:rPr>
+          <w:rFonts w:ascii="Andale Mono" w:hAnsi="Andale Mono" w:cs="Browallia New"/>
+          <w:sz w:val="32"/>
+          <w:szCs w:val="32"/>
+          <w:lang w:val="en-US"/>
+        </w:rPr>
+      </w:pPr>
+      <w:r>
+        <w:rPr>
+          <w:rFonts w:ascii="Andale Mono" w:hAnsi="Andale Mono" w:cs="Browallia New"/>
+          <w:sz w:val="32"/>
+          <w:szCs w:val="32"/>
+          <w:lang w:val="en-US"/>
+        </w:rPr>
+        <w:t>Not piles into main file (app.js)</w:t>
+      </w:r>
+    </w:p>
+    <w:p>
+      <w:pPr>
+        <w:pStyle w:val="ListParagraph"/>
+        <w:numPr>
+          <w:ilvl w:val="1"/>
+          <w:numId w:val="2"/>
+        </w:numPr>
+        <w:rPr>
+          <w:rFonts w:ascii="Andale Mono" w:hAnsi="Andale Mono" w:cs="Browallia New"/>
+          <w:sz w:val="32"/>
+          <w:szCs w:val="32"/>
+          <w:lang w:val="en-US"/>
+        </w:rPr>
+      </w:pPr>
+      <w:r>
+        <w:rPr>
+          <w:rFonts w:ascii="Andale Mono" w:hAnsi="Andale Mono" w:cs="Browallia New"/>
+          <w:sz w:val="32"/>
+          <w:szCs w:val="32"/>
+          <w:lang w:val="en-US"/>
+        </w:rPr>
+        <w:t>Mouting once</w:t>
+      </w:r>
+    </w:p>
+    <w:p>
+      <w:pPr>
+        <w:pStyle w:val="ListParagraph"/>
+        <w:numPr>
+          <w:ilvl w:val="2"/>
+          <w:numId w:val="2"/>
+        </w:numPr>
+        <w:rPr>
+          <w:rFonts w:ascii="Andale Mono" w:hAnsi="Andale Mono" w:cs="Browallia New"/>
+          <w:sz w:val="32"/>
+          <w:szCs w:val="32"/>
+          <w:lang w:val="en-US"/>
+        </w:rPr>
+      </w:pPr>
+      <w:r>
+        <w:rPr>
+          <w:rFonts w:ascii="Andale Mono" w:hAnsi="Andale Mono" w:cs="Browallia New"/>
+          <w:sz w:val="32"/>
+          <w:szCs w:val="32"/>
+          <w:lang w:val="en-US"/>
+        </w:rPr>
+        <w:t xml:space="preserve">Like we used to do </w:t>
+      </w:r>
+    </w:p>
+    <w:p>
+      <w:pPr>
+        <w:pStyle w:val="ListParagraph"/>
+        <w:numPr>
+          <w:ilvl w:val="3"/>
+          <w:numId w:val="2"/>
+        </w:numPr>
+        <w:rPr>
+          <w:rFonts w:ascii="Andale Mono" w:hAnsi="Andale Mono" w:cs="Browallia New"/>
+          <w:sz w:val="32"/>
+          <w:szCs w:val="32"/>
+          <w:lang w:val="en-US"/>
+        </w:rPr>
+      </w:pPr>
+      <w:r>
+        <w:rPr>
+          <w:rFonts w:ascii="Andale Mono" w:hAnsi="Andale Mono" w:cs="Browallia New"/>
+          <w:sz w:val="32"/>
+          <w:szCs w:val="32"/>
+          <w:lang w:val="en-US"/>
+        </w:rPr>
+        <w:t>/users/</w:t>
+      </w:r>
+    </w:p>
+    <w:p>
+      <w:pPr>
+        <w:pStyle w:val="ListParagraph"/>
+        <w:numPr>
+          <w:ilvl w:val="3"/>
+          <w:numId w:val="2"/>
+        </w:numPr>
+        <w:rPr>
+          <w:rFonts w:ascii="Andale Mono" w:hAnsi="Andale Mono" w:cs="Browallia New"/>
+          <w:sz w:val="32"/>
+          <w:szCs w:val="32"/>
+          <w:lang w:val="en-US"/>
+        </w:rPr>
+      </w:pPr>
+      <w:r>
+        <w:rPr>
+          <w:rFonts w:ascii="Andale Mono" w:hAnsi="Andale Mono" w:cs="Browallia New"/>
+          <w:sz w:val="32"/>
+          <w:szCs w:val="32"/>
+          <w:lang w:val="en-US"/>
+        </w:rPr>
+        <w:t>/users/:id</w:t>
+      </w:r>
+    </w:p>
+    <w:p>
+      <w:pPr>
+        <w:pStyle w:val="ListParagraph"/>
+        <w:numPr>
+          <w:ilvl w:val="3"/>
+          <w:numId w:val="2"/>
+        </w:numPr>
+        <w:rPr>
+          <w:rFonts w:ascii="Andale Mono" w:hAnsi="Andale Mono" w:cs="Browallia New"/>
+          <w:sz w:val="32"/>
+          <w:szCs w:val="32"/>
+          <w:lang w:val="en-US"/>
+        </w:rPr>
+      </w:pPr>
+      <w:r>
+        <w:rPr>
+          <w:rFonts w:ascii="Andale Mono" w:hAnsi="Andale Mono" w:cs="Browallia New"/>
+          <w:sz w:val="32"/>
+          <w:szCs w:val="32"/>
+          <w:lang w:val="en-US"/>
+        </w:rPr>
+        <w:t>/users/:id/edit</w:t>
+      </w:r>
+    </w:p>
+    <w:p>
+      <w:pPr>
+        <w:pStyle w:val="ListParagraph"/>
+        <w:numPr>
+          <w:ilvl w:val="2"/>
+          <w:numId w:val="2"/>
+        </w:numPr>
+        <w:rPr>
+          <w:rFonts w:ascii="Andale Mono" w:hAnsi="Andale Mono" w:cs="Browallia New"/>
+          <w:sz w:val="32"/>
+          <w:szCs w:val="32"/>
+          <w:lang w:val="en-US"/>
+        </w:rPr>
+      </w:pPr>
+      <w:r>
+        <w:rPr>
+          <w:rFonts w:ascii="Andale Mono" w:hAnsi="Andale Mono" w:cs="Browallia New"/>
+          <w:sz w:val="32"/>
+          <w:szCs w:val="32"/>
+          <w:lang w:val="en-US"/>
+        </w:rPr>
+        <w:t xml:space="preserve">We just </w:t>
+      </w:r>
+    </w:p>
+    <w:p>
+      <w:pPr>
+        <w:pStyle w:val="ListParagraph"/>
+        <w:numPr>
+          <w:ilvl w:val="3"/>
+          <w:numId w:val="2"/>
+        </w:numPr>
+        <w:rPr>
+          <w:rFonts w:ascii="Andale Mono" w:hAnsi="Andale Mono" w:cs="Browallia New"/>
+          <w:sz w:val="32"/>
+          <w:szCs w:val="32"/>
+          <w:lang w:val="en-US"/>
+        </w:rPr>
+      </w:pPr>
+      <w:proofErr w:type="gramStart"/>
+      <w:r>
+        <w:rPr>
+          <w:rFonts w:ascii="Andale Mono" w:hAnsi="Andale Mono" w:cs="Browallia New"/>
+          <w:sz w:val="32"/>
+          <w:szCs w:val="32"/>
+          <w:lang w:val="en-US"/>
+        </w:rPr>
+        <w:t>app.use(</w:t>
+      </w:r>
+      <w:proofErr w:type="gramEnd"/>
+      <w:r>
+        <w:rPr>
+          <w:rFonts w:ascii="Andale Mono" w:hAnsi="Andale Mono" w:cs="Browallia New"/>
+          <w:sz w:val="32"/>
+          <w:szCs w:val="32"/>
+          <w:lang w:val="en-US"/>
+        </w:rPr>
+        <w:t>‘/user’, userRoute)</w:t>
+      </w:r>
+    </w:p>
+    <w:p>
+      <w:pPr>
+        <w:pStyle w:val="ListParagraph"/>
+        <w:numPr>
+          <w:ilvl w:val="2"/>
+          <w:numId w:val="2"/>
+        </w:numPr>
+        <w:rPr>
+          <w:rFonts w:ascii="Andale Mono" w:hAnsi="Andale Mono" w:cs="Browallia New"/>
+          <w:sz w:val="32"/>
+          <w:szCs w:val="32"/>
+          <w:lang w:val="en-US"/>
+        </w:rPr>
+      </w:pPr>
+      <w:r>
+        <w:rPr>
+          <w:rFonts w:ascii="Andale Mono" w:hAnsi="Andale Mono" w:cs="Browallia New"/>
+          <w:sz w:val="32"/>
+          <w:szCs w:val="32"/>
+          <w:lang w:val="en-US"/>
+        </w:rPr>
+        <w:t xml:space="preserve">then in file </w:t>
+      </w:r>
+      <w:r>
+        <w:rPr>
+          <w:rFonts w:ascii="Andale Mono" w:hAnsi="Andale Mono" w:cs="Browallia New"/>
+          <w:sz w:val="32"/>
+          <w:szCs w:val="32"/>
+          <w:lang w:val="en-US"/>
+        </w:rPr>
+        <w:t>userRoute</w:t>
+      </w:r>
+      <w:r>
+        <w:rPr>
+          <w:rFonts w:ascii="Andale Mono" w:hAnsi="Andale Mono" w:cs="Browallia New"/>
+          <w:sz w:val="32"/>
+          <w:szCs w:val="32"/>
+          <w:lang w:val="en-US"/>
+        </w:rPr>
+        <w:t xml:space="preserve"> will be</w:t>
+      </w:r>
+    </w:p>
+    <w:p>
+      <w:pPr>
+        <w:pStyle w:val="ListParagraph"/>
+        <w:numPr>
+          <w:ilvl w:val="3"/>
+          <w:numId w:val="2"/>
+        </w:numPr>
+        <w:rPr>
+          <w:rFonts w:ascii="Andale Mono" w:hAnsi="Andale Mono" w:cs="Browallia New"/>
+          <w:sz w:val="32"/>
+          <w:szCs w:val="32"/>
+          <w:lang w:val="en-US"/>
+        </w:rPr>
+      </w:pPr>
+      <w:r>
+        <w:rPr>
+          <w:rFonts w:ascii="Andale Mono" w:hAnsi="Andale Mono" w:cs="Browallia New"/>
+          <w:sz w:val="32"/>
+          <w:szCs w:val="32"/>
+          <w:lang w:val="en-US"/>
+        </w:rPr>
+        <w:t>/</w:t>
+      </w:r>
+    </w:p>
+    <w:p>
+      <w:pPr>
+        <w:pStyle w:val="ListParagraph"/>
+        <w:numPr>
+          <w:ilvl w:val="3"/>
+          <w:numId w:val="2"/>
+        </w:numPr>
+        <w:rPr>
+          <w:rFonts w:ascii="Andale Mono" w:hAnsi="Andale Mono" w:cs="Browallia New"/>
+          <w:sz w:val="32"/>
+          <w:szCs w:val="32"/>
+          <w:lang w:val="en-US"/>
+        </w:rPr>
+      </w:pPr>
+      <w:r>
+        <w:rPr>
+          <w:rFonts w:ascii="Andale Mono" w:hAnsi="Andale Mono" w:cs="Browallia New"/>
+          <w:sz w:val="32"/>
+          <w:szCs w:val="32"/>
+          <w:lang w:val="en-US"/>
+        </w:rPr>
+        <w:t>/</w:t>
+      </w:r>
+      <w:r>
+        <w:rPr>
+          <w:rFonts w:ascii="Andale Mono" w:hAnsi="Andale Mono" w:cs="Browallia New"/>
+          <w:sz w:val="32"/>
+          <w:szCs w:val="32"/>
+          <w:lang w:val="en-US"/>
+        </w:rPr>
+        <w:t>:id</w:t>
+      </w:r>
+    </w:p>
+    <w:p>
+      <w:pPr>
+        <w:pStyle w:val="ListParagraph"/>
+        <w:numPr>
+          <w:ilvl w:val="3"/>
+          <w:numId w:val="2"/>
+        </w:numPr>
+        <w:rPr>
+          <w:rFonts w:ascii="Andale Mono" w:hAnsi="Andale Mono" w:cs="Browallia New"/>
+          <w:sz w:val="32"/>
+          <w:szCs w:val="32"/>
+          <w:lang w:val="en-US"/>
+        </w:rPr>
+      </w:pPr>
+      <w:r>
+        <w:rPr>
+          <w:rFonts w:ascii="Andale Mono" w:hAnsi="Andale Mono" w:cs="Browallia New"/>
+          <w:sz w:val="32"/>
+          <w:szCs w:val="32"/>
+          <w:lang w:val="en-US"/>
+        </w:rPr>
+        <w:t>/:id/edit</w:t>
+      </w:r>
+    </w:p>
+    <w:p>
+      <w:pPr>
+        <w:pStyle w:val="ListParagraph"/>
+        <w:numPr>
+          <w:ilvl w:val="1"/>
+          <w:numId w:val="2"/>
+        </w:numPr>
+        <w:rPr>
+          <w:rFonts w:ascii="Andale Mono" w:hAnsi="Andale Mono" w:cs="Browallia New"/>
+          <w:sz w:val="32"/>
+          <w:szCs w:val="32"/>
+          <w:lang w:val="en-US"/>
+        </w:rPr>
+      </w:pPr>
+      <w:r>
+        <w:rPr>
+          <w:rFonts w:ascii="Andale Mono" w:hAnsi="Andale Mono" w:cs="Browallia New"/>
+          <w:sz w:val="32"/>
+          <w:szCs w:val="32"/>
+          <w:lang w:val="en-US"/>
+        </w:rPr>
+        <w:t>Middleware per group</w:t>
+      </w:r>
+    </w:p>
+    <w:p>
+      <w:pPr>
+        <w:pStyle w:val="ListParagraph"/>
+        <w:numPr>
+          <w:ilvl w:val="2"/>
+          <w:numId w:val="2"/>
+        </w:numPr>
+        <w:rPr>
+          <w:rFonts w:ascii="Andale Mono" w:hAnsi="Andale Mono" w:cs="Browallia New"/>
+          <w:sz w:val="32"/>
+          <w:szCs w:val="32"/>
+          <w:lang w:val="en-US"/>
+        </w:rPr>
+      </w:pPr>
+      <w:r>
+        <w:rPr>
+          <w:rFonts w:ascii="Andale Mono" w:hAnsi="Andale Mono" w:cs="Browallia New"/>
+          <w:sz w:val="32"/>
+          <w:szCs w:val="32"/>
+          <w:lang w:val="en-US"/>
+        </w:rPr>
+        <w:t>You can make a middleware each group</w:t>
+      </w:r>
+    </w:p>
+    <w:p>
+      <w:pPr>
+        <w:jc w:val="center"/>
+        <w:rPr>
+          <w:rFonts w:ascii="Andale Mono" w:hAnsi="Andale Mono" w:cs="Browallia New"/>
+          <w:sz w:val="32"/>
+          <w:szCs w:val="32"/>
+          <w:lang w:val="en-US"/>
+        </w:rPr>
+      </w:pPr>
+      <w:r>
+        <w:rPr>
+          <w:rFonts w:ascii="Andale Mono" w:hAnsi="Andale Mono" w:cs="Browallia New"/>
+          <w:sz w:val="32"/>
+          <w:szCs w:val="32"/>
+          <w:lang w:val="en-US"/>
+        </w:rPr>
+        <w:lastRenderedPageBreak/>
+        <w:drawing>
+          <wp:inline distT="0" distB="0" distL="0" distR="0" wp14:anchorId="7BAE0F2B" wp14:editId="13A03B65">
+            <wp:extent cx="3595955" cy="2125911"/>
+            <wp:effectExtent l="0" t="0" r="0" b="0"/>
+            <wp:docPr id="1520054488" name="Picture 1"/>
+            <wp:cNvGraphicFramePr>
+              <a:graphicFrameLocks xmlns:a="http://schemas.openxmlformats.org/drawingml/2006/main" noChangeAspect="1"/>
+            </wp:cNvGraphicFramePr>
+            <a:graphic xmlns:a="http://schemas.openxmlformats.org/drawingml/2006/main">
+              <a:graphicData uri="http://schemas.openxmlformats.org/drawingml/2006/picture">
+                <pic:pic xmlns:pic="http://schemas.openxmlformats.org/drawingml/2006/picture">
+                  <pic:nvPicPr>
+                    <pic:cNvPr id="1520054488" name=""/>
+                    <pic:cNvPicPr/>
+                  </pic:nvPicPr>
+                  <pic:blipFill>
+                    <a:blip r:embed="rId5"/>
+                    <a:stretch>
+                      <a:fillRect/>
+                    </a:stretch>
+                  </pic:blipFill>
+                  <pic:spPr>
+                    <a:xfrm>
+                      <a:off x="0" y="0"/>
+                      <a:ext cx="3607557" cy="2132770"/>
+                    </a:xfrm>
+                    <a:prstGeom prst="rect">
+                      <a:avLst/>
+                    </a:prstGeom>
+                  </pic:spPr>
+                </pic:pic>
+              </a:graphicData>
+            </a:graphic>
+          </wp:inline>
+        </w:drawing>
+      </w:r>
+    </w:p>
+    <w:p>
+      <w:pPr>
+        <w:pStyle w:val="ListParagraph"/>
+        <w:numPr>
+          <w:ilvl w:val="2"/>
+          <w:numId w:val="2"/>
+        </w:numPr>
+        <w:rPr>
+          <w:rFonts w:ascii="Andale Mono" w:hAnsi="Andale Mono" w:cs="Browallia New"/>
+          <w:sz w:val="32"/>
+          <w:szCs w:val="32"/>
+          <w:lang w:val="en-US"/>
+        </w:rPr>
+      </w:pPr>
+      <w:r>
+        <w:rPr>
+          <w:rFonts w:ascii="Andale Mono" w:hAnsi="Andale Mono" w:cs="Browallia New"/>
+          <w:sz w:val="32"/>
+          <w:szCs w:val="32"/>
+          <w:lang w:val="en-US"/>
+        </w:rPr>
+        <w:t>So, this middleware will active everything under this route</w:t>
+      </w:r>
+    </w:p>
+    <w:p>
+      <w:pPr>
+        <w:rPr>
+          <w:rFonts w:ascii="Andale Mono" w:hAnsi="Andale Mono" w:cs="Browallia New"/>
+          <w:sz w:val="32"/>
+          <w:szCs w:val="32"/>
+          <w:lang w:val="en-US"/>
+        </w:rPr>
+      </w:pPr>
+    </w:p>
+    <w:p>
+      <w:pPr>
+        <w:pBdr>
+          <w:bottom w:val="single" w:sz="6" w:space="1" w:color="auto"/>
+        </w:pBdr>
+        <w:rPr>
+          <w:rFonts w:ascii="Andale Mono" w:hAnsi="Andale Mono" w:cs="Browallia New"/>
+          <w:b/>
+          <w:bCs/>
+          <w:sz w:val="36"/>
+          <w:szCs w:val="36"/>
+          <w:lang w:val="en-US"/>
+        </w:rPr>
+      </w:pPr>
+    </w:p>
+    <w:p>
+      <w:pPr>
+        <w:jc w:val="center"/>
+        <w:rPr>
+          <w:rFonts w:ascii="Andale Mono" w:hAnsi="Andale Mono" w:cs="Browallia New"/>
+          <w:b/>
+          <w:bCs/>
+          <w:sz w:val="36"/>
+          <w:szCs w:val="36"/>
+          <w:lang w:val="en-US"/>
+        </w:rPr>
+      </w:pPr>
+      <w:r>
+        <w:rPr>
+          <w:rFonts w:ascii="Andale Mono" w:hAnsi="Andale Mono" w:cs="Browallia New"/>
+          <w:b/>
+          <w:bCs/>
+          <w:sz w:val="36"/>
+          <w:szCs w:val="36"/>
+          <w:lang w:val="en-US"/>
+        </w:rPr>
+        <w:t>Cookies</w:t>
+      </w:r>
+    </w:p>
+    <w:p>
+      <w:pPr>
+        <w:rPr>
+          <w:rFonts w:ascii="Andale Mono" w:hAnsi="Andale Mono" w:cs="Browallia New"/>
+          <w:sz w:val="32"/>
+          <w:szCs w:val="32"/>
+          <w:lang w:val="en-US"/>
+        </w:rPr>
+      </w:pPr>
+      <w:r>
+        <w:rPr>
+          <w:rFonts w:ascii="Andale Mono" w:hAnsi="Andale Mono" w:cs="Browallia New"/>
+          <w:sz w:val="32"/>
+          <w:szCs w:val="32"/>
+          <w:highlight w:val="green"/>
+          <w:lang w:val="en-US"/>
+        </w:rPr>
+        <w:t>Cookies</w:t>
+      </w:r>
+    </w:p>
+    <w:p>
+      <w:pPr>
+        <w:pStyle w:val="ListParagraph"/>
+        <w:numPr>
+          <w:ilvl w:val="0"/>
+          <w:numId w:val="2"/>
+        </w:numPr>
+        <w:rPr>
+          <w:rFonts w:ascii="Andale Mono" w:hAnsi="Andale Mono" w:cs="Browallia New"/>
+          <w:sz w:val="32"/>
+          <w:szCs w:val="32"/>
+          <w:lang w:val="en-US"/>
+        </w:rPr>
+      </w:pPr>
+      <w:r>
+        <w:rPr>
+          <w:rFonts w:ascii="Andale Mono" w:hAnsi="Andale Mono" w:cs="Browallia New"/>
+          <w:sz w:val="32"/>
+          <w:szCs w:val="32"/>
+          <w:lang w:val="en-US"/>
+        </w:rPr>
+        <w:t>A cookie is a small piece of data a website stores in client browser, then client browser automatically sends it back to that website on future requests</w:t>
+      </w:r>
+    </w:p>
+    <w:p>
+      <w:pPr>
+        <w:pStyle w:val="ListParagraph"/>
+        <w:numPr>
+          <w:ilvl w:val="1"/>
+          <w:numId w:val="2"/>
+        </w:numPr>
+        <w:rPr>
+          <w:rFonts w:ascii="Andale Mono" w:hAnsi="Andale Mono" w:cs="Browallia New"/>
+          <w:sz w:val="32"/>
+          <w:szCs w:val="32"/>
+          <w:lang w:val="en-US"/>
+        </w:rPr>
+      </w:pPr>
+      <w:r>
+        <w:rPr>
+          <w:rFonts w:ascii="Andale Mono" w:hAnsi="Andale Mono" w:cs="Browallia New"/>
+          <w:sz w:val="32"/>
+          <w:szCs w:val="32"/>
+          <w:lang w:val="en-US"/>
+        </w:rPr>
+        <w:t>Like, when we loggin then we select ‘remember me’ our username and password store in cookie. When you’ve logged out and come back your username password will automatically fill up the loggin page</w:t>
+      </w:r>
+    </w:p>
+    <w:p>
+      <w:pPr>
+        <w:pStyle w:val="ListParagraph"/>
+        <w:numPr>
+          <w:ilvl w:val="1"/>
+          <w:numId w:val="2"/>
+        </w:numPr>
+        <w:rPr>
+          <w:rFonts w:ascii="Andale Mono" w:hAnsi="Andale Mono" w:cs="Browallia New"/>
+          <w:sz w:val="32"/>
+          <w:szCs w:val="32"/>
+          <w:lang w:val="en-US"/>
+        </w:rPr>
+      </w:pPr>
+      <w:r>
+        <w:rPr>
+          <w:rFonts w:ascii="Andale Mono" w:hAnsi="Andale Mono" w:cs="Browallia New"/>
+          <w:sz w:val="32"/>
+          <w:szCs w:val="32"/>
+          <w:lang w:val="en-US"/>
+        </w:rPr>
+        <w:t>Or it will store the shopping cart, remember your items that you’ve put in your cart</w:t>
+      </w:r>
+    </w:p>
+    <w:p>
+      <w:pPr>
+        <w:pStyle w:val="ListParagraph"/>
+        <w:numPr>
+          <w:ilvl w:val="1"/>
+          <w:numId w:val="2"/>
+        </w:numPr>
+        <w:rPr>
+          <w:rFonts w:ascii="Andale Mono" w:hAnsi="Andale Mono" w:cs="Browallia New"/>
+          <w:sz w:val="32"/>
+          <w:szCs w:val="32"/>
+          <w:lang w:val="en-US"/>
+        </w:rPr>
+      </w:pPr>
+      <w:r>
+        <w:rPr>
+          <w:rFonts w:ascii="Andale Mono" w:hAnsi="Andale Mono" w:cs="Browallia New"/>
+          <w:sz w:val="32"/>
+          <w:szCs w:val="32"/>
+          <w:lang w:val="en-US"/>
+        </w:rPr>
+        <w:t xml:space="preserve">Preferences: Remember your theme ‘dark mode’ </w:t>
+      </w:r>
+      <w:r>
+        <w:rPr>
+          <w:rFonts w:ascii="Andale Mono" w:hAnsi="Andale Mono" w:cs="Browallia New"/>
+          <w:sz w:val="32"/>
+          <w:szCs w:val="32"/>
+          <w:lang w:val="en-US"/>
+        </w:rPr>
+        <w:t>‘</w:t>
+      </w:r>
+      <w:r>
+        <w:rPr>
+          <w:rFonts w:ascii="Andale Mono" w:hAnsi="Andale Mono" w:cs="Browallia New"/>
+          <w:sz w:val="32"/>
+          <w:szCs w:val="32"/>
+          <w:lang w:val="en-US"/>
+        </w:rPr>
+        <w:t>light mode’</w:t>
+      </w:r>
+    </w:p>
+    <w:p>
+      <w:pPr>
+        <w:pStyle w:val="ListParagraph"/>
+        <w:numPr>
+          <w:ilvl w:val="1"/>
+          <w:numId w:val="2"/>
+        </w:numPr>
+        <w:rPr>
+          <w:rFonts w:ascii="Andale Mono" w:hAnsi="Andale Mono" w:cs="Browallia New"/>
+          <w:sz w:val="32"/>
+          <w:szCs w:val="32"/>
+          <w:lang w:val="en-US"/>
+        </w:rPr>
+      </w:pPr>
+      <w:r>
+        <w:rPr>
+          <w:rFonts w:ascii="Andale Mono" w:hAnsi="Andale Mono" w:cs="Browallia New"/>
+          <w:sz w:val="32"/>
+          <w:szCs w:val="32"/>
+          <w:lang w:val="en-US"/>
+        </w:rPr>
+        <w:lastRenderedPageBreak/>
+        <w:t>Tracking/analytics: identify a browser over time</w:t>
+      </w:r>
+    </w:p>
+    <w:p>
+      <w:pPr>
+        <w:pStyle w:val="ListParagraph"/>
+        <w:numPr>
+          <w:ilvl w:val="0"/>
+          <w:numId w:val="2"/>
+        </w:numPr>
+        <w:rPr>
+          <w:rFonts w:ascii="Andale Mono" w:hAnsi="Andale Mono" w:cs="Browallia New"/>
+          <w:sz w:val="32"/>
+          <w:szCs w:val="32"/>
+          <w:lang w:val="en-US"/>
+        </w:rPr>
+      </w:pPr>
+      <w:r>
+        <w:rPr>
+          <w:rFonts w:ascii="Andale Mono" w:hAnsi="Andale Mono" w:cs="Browallia New"/>
+          <w:sz w:val="32"/>
+          <w:szCs w:val="32"/>
+          <w:lang w:val="en-US"/>
+        </w:rPr>
+        <w:t>Cookie will send data everytime it’s called</w:t>
+      </w:r>
+    </w:p>
+    <w:p>
+      <w:pPr>
+        <w:pStyle w:val="ListParagraph"/>
+        <w:numPr>
+          <w:ilvl w:val="0"/>
+          <w:numId w:val="2"/>
+        </w:numPr>
+        <w:rPr>
+          <w:rFonts w:ascii="Andale Mono" w:hAnsi="Andale Mono" w:cs="Browallia New"/>
+          <w:sz w:val="32"/>
+          <w:szCs w:val="32"/>
+          <w:lang w:val="en-US"/>
+        </w:rPr>
+      </w:pPr>
+      <w:r>
+        <w:rPr>
+          <w:rFonts w:ascii="Andale Mono" w:hAnsi="Andale Mono" w:cs="Browallia New"/>
+          <w:sz w:val="32"/>
+          <w:szCs w:val="32"/>
+          <w:lang w:val="en-US"/>
+        </w:rPr>
+        <w:t>Inside cookie:</w:t>
+      </w:r>
+    </w:p>
+    <w:p>
+      <w:pPr>
+        <w:pStyle w:val="ListParagraph"/>
+        <w:numPr>
+          <w:ilvl w:val="1"/>
+          <w:numId w:val="2"/>
+        </w:numPr>
+        <w:rPr>
+          <w:rFonts w:ascii="Andale Mono" w:hAnsi="Andale Mono" w:cs="Browallia New"/>
+          <w:sz w:val="32"/>
+          <w:szCs w:val="32"/>
+          <w:lang w:val="en-US"/>
+        </w:rPr>
+      </w:pPr>
+      <w:r>
+        <w:rPr>
+          <w:rFonts w:ascii="Andale Mono" w:hAnsi="Andale Mono" w:cs="Browallia New"/>
+          <w:sz w:val="32"/>
+          <w:szCs w:val="32"/>
+          <w:lang w:val="en-US"/>
+        </w:rPr>
+        <w:t>It stores ‘key=value’ pair. That’s it</w:t>
+      </w:r>
+    </w:p>
+    <w:p>
+      <w:pPr>
+        <w:rPr>
+          <w:rFonts w:ascii="Andale Mono" w:hAnsi="Andale Mono" w:cs="Browallia New"/>
+          <w:sz w:val="32"/>
+          <w:szCs w:val="32"/>
+          <w:lang w:val="en-US"/>
+        </w:rPr>
+      </w:pPr>
+      <w:r>
+        <w:rPr>
+          <w:rFonts w:ascii="Andale Mono" w:hAnsi="Andale Mono" w:cs="Browallia New"/>
+          <w:sz w:val="32"/>
+          <w:szCs w:val="32"/>
+          <w:highlight w:val="green"/>
+          <w:lang w:val="en-US"/>
+        </w:rPr>
+        <w:t>Cookie-parser</w:t>
+      </w:r>
+    </w:p>
+    <w:p>
+      <w:pPr>
+        <w:pStyle w:val="ListParagraph"/>
+        <w:numPr>
+          <w:ilvl w:val="0"/>
+          <w:numId w:val="2"/>
+        </w:numPr>
+        <w:rPr>
+          <w:rFonts w:ascii="Andale Mono" w:hAnsi="Andale Mono" w:cs="Browallia New"/>
+          <w:sz w:val="32"/>
+          <w:szCs w:val="32"/>
+          <w:lang w:val="en-US"/>
+        </w:rPr>
+      </w:pPr>
+      <w:r>
+        <w:rPr>
+          <w:rFonts w:ascii="Andale Mono" w:hAnsi="Andale Mono" w:cs="Browallia New"/>
+          <w:sz w:val="32"/>
+          <w:szCs w:val="32"/>
+          <w:lang w:val="en-US"/>
+        </w:rPr>
+        <w:t>It’s a library need to install ‘npm I cookie-parser’</w:t>
+      </w:r>
+    </w:p>
+    <w:p>
+      <w:pPr>
+        <w:pStyle w:val="ListParagraph"/>
+        <w:numPr>
+          <w:ilvl w:val="0"/>
+          <w:numId w:val="2"/>
+        </w:numPr>
+        <w:rPr>
+          <w:rFonts w:ascii="Andale Mono" w:hAnsi="Andale Mono" w:cs="Browallia New"/>
+          <w:sz w:val="32"/>
+          <w:szCs w:val="32"/>
+          <w:lang w:val="en-US"/>
+        </w:rPr>
+      </w:pPr>
+      <w:r>
+        <w:rPr>
+          <w:rFonts w:ascii="Andale Mono" w:hAnsi="Andale Mono" w:cs="Browallia New"/>
+          <w:sz w:val="32"/>
+          <w:szCs w:val="32"/>
+          <w:lang w:val="en-US"/>
+        </w:rPr>
+        <w:t>This will help you to receive key=value pair from browser header in req</w:t>
+      </w:r>
+    </w:p>
+    <w:p>
+      <w:pPr>
+        <w:pStyle w:val="ListParagraph"/>
+        <w:numPr>
+          <w:ilvl w:val="1"/>
+          <w:numId w:val="2"/>
+        </w:numPr>
+        <w:rPr>
+          <w:rFonts w:ascii="Andale Mono" w:hAnsi="Andale Mono" w:cs="Browallia New"/>
+          <w:sz w:val="32"/>
+          <w:szCs w:val="32"/>
+          <w:lang w:val="en-US"/>
+        </w:rPr>
+      </w:pPr>
+      <w:proofErr w:type="gramStart"/>
+      <w:r>
+        <w:rPr>
+          <w:rFonts w:ascii="Andale Mono" w:hAnsi="Andale Mono" w:cs="Browallia New"/>
+          <w:sz w:val="32"/>
+          <w:szCs w:val="32"/>
+          <w:lang w:val="en-US"/>
+        </w:rPr>
+        <w:t>req.cookies</w:t>
+      </w:r>
+      <w:proofErr w:type="gramEnd"/>
+    </w:p>
+    <w:p>
+      <w:pPr>
+        <w:rPr>
+          <w:rFonts w:ascii="Andale Mono" w:hAnsi="Andale Mono" w:cs="Browallia New"/>
+          <w:sz w:val="32"/>
+          <w:szCs w:val="32"/>
+          <w:lang w:val="en-US"/>
+        </w:rPr>
+      </w:pPr>
+      <w:r>
+        <w:rPr>
+          <w:rFonts w:ascii="Andale Mono" w:hAnsi="Andale Mono" w:cs="Browallia New"/>
+          <w:sz w:val="32"/>
+          <w:szCs w:val="32"/>
+          <w:highlight w:val="green"/>
+          <w:lang w:val="en-US"/>
+        </w:rPr>
+        <w:t>Signed</w:t>
+      </w:r>
+      <w:r>
+        <w:rPr>
+          <w:rFonts w:ascii="Andale Mono" w:hAnsi="Andale Mono" w:cs="Browallia New"/>
+          <w:sz w:val="32"/>
+          <w:szCs w:val="32"/>
+          <w:highlight w:val="green"/>
+          <w:lang w:val="en-US"/>
+        </w:rPr>
+        <w:t xml:space="preserve"> cookie from </w:t>
+      </w:r>
+      <w:r>
+        <w:rPr>
+          <w:rFonts w:ascii="Andale Mono" w:hAnsi="Andale Mono" w:cs="Browallia New"/>
+          <w:sz w:val="32"/>
+          <w:szCs w:val="32"/>
+          <w:highlight w:val="green"/>
+          <w:lang w:val="en-US"/>
+        </w:rPr>
+        <w:t>Cookie-parser</w:t>
+      </w:r>
+    </w:p>
+    <w:p>
+      <w:pPr>
+        <w:pStyle w:val="ListParagraph"/>
+        <w:numPr>
+          <w:ilvl w:val="0"/>
+          <w:numId w:val="2"/>
+        </w:numPr>
+        <w:rPr>
+          <w:rFonts w:ascii="Andale Mono" w:hAnsi="Andale Mono" w:cs="Browallia New"/>
+          <w:sz w:val="32"/>
+          <w:szCs w:val="32"/>
+          <w:lang w:val="en-US"/>
+        </w:rPr>
+      </w:pPr>
+      <w:r>
+        <w:rPr>
+          <w:rFonts w:ascii="Andale Mono" w:hAnsi="Andale Mono" w:cs="Browallia New"/>
+          <w:sz w:val="32"/>
+          <w:szCs w:val="32"/>
+          <w:lang w:val="en-US"/>
+        </w:rPr>
+        <w:t xml:space="preserve">cookies can be edited, so this singed cookie is to </w:t>
+      </w:r>
+      <w:r>
+        <w:rPr>
+          <w:rFonts w:ascii="Andale Mono" w:hAnsi="Andale Mono" w:cs="Browallia New"/>
+          <w:sz w:val="32"/>
+          <w:szCs w:val="32"/>
+          <w:lang w:val="en-US"/>
+        </w:rPr>
+        <w:t xml:space="preserve">add a signature using a secret key. When cookie comes back, the server verifies the signature </w:t>
+      </w:r>
+    </w:p>
+    <w:p>
+      <w:pPr>
+        <w:pStyle w:val="ListParagraph"/>
+        <w:numPr>
+          <w:ilvl w:val="1"/>
+          <w:numId w:val="2"/>
+        </w:numPr>
+        <w:rPr>
+          <w:rFonts w:ascii="Andale Mono" w:hAnsi="Andale Mono" w:cs="Browallia New"/>
+          <w:sz w:val="32"/>
+          <w:szCs w:val="32"/>
+          <w:lang w:val="en-US"/>
+        </w:rPr>
+      </w:pPr>
+      <w:r>
+        <w:rPr>
+          <w:rFonts w:ascii="Andale Mono" w:hAnsi="Andale Mono" w:cs="Browallia New"/>
+          <w:sz w:val="32"/>
+          <w:szCs w:val="32"/>
+          <w:lang w:val="en-US"/>
+        </w:rPr>
+        <w:t>If the signature matches: cookie is considered “untampered”</w:t>
+      </w:r>
+    </w:p>
+    <w:p>
+      <w:pPr>
+        <w:pStyle w:val="ListParagraph"/>
+        <w:numPr>
+          <w:ilvl w:val="1"/>
+          <w:numId w:val="2"/>
+        </w:numPr>
+        <w:rPr>
+          <w:rFonts w:ascii="Andale Mono" w:hAnsi="Andale Mono" w:cs="Browallia New"/>
+          <w:sz w:val="32"/>
+          <w:szCs w:val="32"/>
+          <w:lang w:val="en-US"/>
+        </w:rPr>
+      </w:pPr>
+      <w:r>
+        <w:rPr>
+          <w:rFonts w:ascii="Andale Mono" w:hAnsi="Andale Mono" w:cs="Browallia New"/>
+          <w:sz w:val="32"/>
+          <w:szCs w:val="32"/>
+          <w:lang w:val="en-US"/>
+        </w:rPr>
+        <w:t>If someone edited the value: signature check fails, and Express treats it as invalid</w:t>
+      </w:r>
+    </w:p>
+    <w:p>
+      <w:pPr>
+        <w:pStyle w:val="ListParagraph"/>
+        <w:numPr>
+          <w:ilvl w:val="0"/>
+          <w:numId w:val="2"/>
+        </w:numPr>
+        <w:rPr>
+          <w:rFonts w:ascii="Andale Mono" w:hAnsi="Andale Mono" w:cs="Browallia New"/>
+          <w:sz w:val="32"/>
+          <w:szCs w:val="32"/>
+          <w:lang w:val="en-US"/>
+        </w:rPr>
+      </w:pPr>
+      <w:proofErr w:type="gramStart"/>
+      <w:r>
+        <w:rPr>
+          <w:rFonts w:ascii="Andale Mono" w:hAnsi="Andale Mono" w:cs="Browallia New"/>
+          <w:sz w:val="32"/>
+          <w:szCs w:val="32"/>
+          <w:lang w:val="en-US"/>
+        </w:rPr>
+        <w:t>Singed !</w:t>
+      </w:r>
+      <w:proofErr w:type="gramEnd"/>
+      <w:r>
+        <w:rPr>
+          <w:rFonts w:ascii="Andale Mono" w:hAnsi="Andale Mono" w:cs="Browallia New"/>
+          <w:sz w:val="32"/>
+          <w:szCs w:val="32"/>
+          <w:lang w:val="en-US"/>
+        </w:rPr>
+        <w:t xml:space="preserve">= encryted </w:t>
+      </w:r>
+    </w:p>
+    <w:p>
+      <w:pPr>
+        <w:pStyle w:val="ListParagraph"/>
+        <w:numPr>
+          <w:ilvl w:val="1"/>
+          <w:numId w:val="2"/>
+        </w:numPr>
+        <w:rPr>
+          <w:rFonts w:ascii="Andale Mono" w:hAnsi="Andale Mono" w:cs="Browallia New"/>
+          <w:sz w:val="32"/>
+          <w:szCs w:val="32"/>
+          <w:lang w:val="en-US"/>
+        </w:rPr>
+      </w:pPr>
+      <w:r>
+        <w:rPr>
+          <w:rFonts w:ascii="Andale Mono" w:hAnsi="Andale Mono" w:cs="Browallia New"/>
+          <w:sz w:val="32"/>
+          <w:szCs w:val="32"/>
+          <w:lang w:val="en-US"/>
+        </w:rPr>
+        <w:t>Signed cookies are not hidden. The user can still read the value in DevTools.</w:t>
+      </w:r>
+    </w:p>
+    <w:p>
+      <w:pPr>
+        <w:rPr>
+          <w:rFonts w:ascii="Andale Mono" w:hAnsi="Andale Mono" w:cs="Browallia New"/>
+          <w:sz w:val="32"/>
+          <w:szCs w:val="32"/>
+          <w:lang w:val="en-US"/>
+        </w:rPr>
+      </w:pPr>
+    </w:p>
+    <w:p>
+      <w:pPr>
+        <w:pBdr>
+          <w:bottom w:val="single" w:sz="6" w:space="1" w:color="auto"/>
+        </w:pBdr>
+        <w:rPr>
+          <w:rFonts w:ascii="Andale Mono" w:hAnsi="Andale Mono" w:cs="Browallia New"/>
+          <w:b/>
+          <w:bCs/>
+          <w:sz w:val="36"/>
+          <w:szCs w:val="36"/>
+          <w:lang w:val="en-US"/>
+        </w:rPr>
+      </w:pPr>
+    </w:p>
+    <w:p>
+      <w:pPr>
+        <w:jc w:val="center"/>
+        <w:rPr>
+          <w:rFonts w:ascii="Andale Mono" w:hAnsi="Andale Mono" w:cs="Browallia New"/>
+          <w:b/>
+          <w:bCs/>
+          <w:sz w:val="36"/>
+          <w:szCs w:val="36"/>
+          <w:lang w:val="en-US"/>
+        </w:rPr>
+      </w:pPr>
+      <w:r>
+        <w:rPr>
+          <w:rFonts w:ascii="Andale Mono" w:hAnsi="Andale Mono" w:cs="Browallia New"/>
+          <w:b/>
+          <w:bCs/>
+          <w:sz w:val="36"/>
+          <w:szCs w:val="36"/>
+          <w:lang w:val="en-US"/>
+        </w:rPr>
+        <w:t>Session &amp; Flash</w:t>
+      </w:r>
+    </w:p>
+    <w:p>
+      <w:pPr>
+        <w:rPr>
+          <w:rFonts w:ascii="Andale Mono" w:hAnsi="Andale Mono" w:cs="Browallia New"/>
+          <w:sz w:val="32"/>
+          <w:szCs w:val="32"/>
+          <w:lang w:val="en-US"/>
+        </w:rPr>
+      </w:pPr>
+      <w:r>
+        <w:rPr>
+          <w:rFonts w:ascii="Andale Mono" w:hAnsi="Andale Mono" w:cs="Browallia New"/>
+          <w:sz w:val="32"/>
+          <w:szCs w:val="32"/>
+          <w:highlight w:val="green"/>
+          <w:lang w:val="en-US"/>
+        </w:rPr>
+        <w:lastRenderedPageBreak/>
+        <w:t>Session</w:t>
+      </w:r>
+    </w:p>
+    <w:p>
+      <w:pPr>
+        <w:pStyle w:val="ListParagraph"/>
+        <w:numPr>
+          <w:ilvl w:val="0"/>
+          <w:numId w:val="2"/>
+        </w:numPr>
+        <w:rPr>
+          <w:rFonts w:ascii="Andale Mono" w:hAnsi="Andale Mono" w:cs="Browallia New"/>
+          <w:sz w:val="32"/>
+          <w:szCs w:val="32"/>
+          <w:lang w:val="en-US"/>
+        </w:rPr>
+      </w:pPr>
+      <w:r>
+        <w:rPr>
+          <w:rFonts w:ascii="Andale Mono" w:hAnsi="Andale Mono" w:cs="Browallia New"/>
+          <w:sz w:val="32"/>
+          <w:szCs w:val="32"/>
+          <w:lang w:val="en-US"/>
+        </w:rPr>
+        <w:t>Session is</w:t>
+      </w:r>
+      <w:r>
+        <w:rPr>
+          <w:rFonts w:ascii="Andale Mono" w:hAnsi="Andale Mono" w:cs="Browallia New"/>
+          <w:sz w:val="32"/>
+          <w:szCs w:val="32"/>
+          <w:lang w:val="en-US"/>
+        </w:rPr>
+        <w:t xml:space="preserve"> </w:t>
+      </w:r>
+      <w:r>
+        <w:rPr>
+          <w:rFonts w:ascii="Andale Mono" w:hAnsi="Andale Mono" w:cs="Browallia New"/>
+          <w:sz w:val="32"/>
+          <w:szCs w:val="32"/>
+          <w:lang w:val="en-US"/>
+        </w:rPr>
+        <w:t>a way for a server to ‘remember’ a user across multiple HTTP request</w:t>
+      </w:r>
+    </w:p>
+    <w:p>
+      <w:pPr>
+        <w:pStyle w:val="ListParagraph"/>
+        <w:numPr>
+          <w:ilvl w:val="0"/>
+          <w:numId w:val="2"/>
+        </w:numPr>
+        <w:rPr>
+          <w:rFonts w:ascii="Andale Mono" w:hAnsi="Andale Mono" w:cs="Browallia New"/>
+          <w:sz w:val="32"/>
+          <w:szCs w:val="32"/>
+          <w:lang w:val="en-US"/>
+        </w:rPr>
+      </w:pPr>
+      <w:r>
+        <w:rPr>
+          <w:rFonts w:ascii="Andale Mono" w:hAnsi="Andale Mono" w:cs="Browallia New"/>
+          <w:sz w:val="32"/>
+          <w:szCs w:val="32"/>
+          <w:lang w:val="en-US"/>
+        </w:rPr>
+        <w:t>Steps:</w:t>
+      </w:r>
+    </w:p>
+    <w:p>
+      <w:pPr>
+        <w:pStyle w:val="ListParagraph"/>
+        <w:numPr>
+          <w:ilvl w:val="1"/>
+          <w:numId w:val="2"/>
+        </w:numPr>
+        <w:rPr>
+          <w:rFonts w:ascii="Andale Mono" w:hAnsi="Andale Mono" w:cs="Browallia New"/>
+          <w:sz w:val="32"/>
+          <w:szCs w:val="32"/>
+          <w:lang w:val="en-US"/>
+        </w:rPr>
+      </w:pPr>
+      <w:r>
+        <w:rPr>
+          <w:rFonts w:ascii="Andale Mono" w:hAnsi="Andale Mono" w:cs="Browallia New"/>
+          <w:sz w:val="32"/>
+          <w:szCs w:val="32"/>
+          <w:lang w:val="en-US"/>
+        </w:rPr>
+        <w:t>You login</w:t>
+      </w:r>
+    </w:p>
+    <w:p>
+      <w:pPr>
+        <w:pStyle w:val="ListParagraph"/>
+        <w:numPr>
+          <w:ilvl w:val="1"/>
+          <w:numId w:val="2"/>
+        </w:numPr>
+        <w:rPr>
+          <w:rFonts w:ascii="Andale Mono" w:hAnsi="Andale Mono" w:cs="Browallia New"/>
+          <w:sz w:val="32"/>
+          <w:szCs w:val="32"/>
+          <w:lang w:val="en-US"/>
+        </w:rPr>
+      </w:pPr>
+      <w:r>
+        <w:rPr>
+          <w:rFonts w:ascii="Andale Mono" w:hAnsi="Andale Mono" w:cs="Browallia New"/>
+          <w:sz w:val="32"/>
+          <w:szCs w:val="32"/>
+          <w:lang w:val="en-US"/>
+        </w:rPr>
+        <w:t>Server creates a session record (stored in memory like db</w:t>
+      </w:r>
+      <w:r>
+        <w:rPr>
+          <w:rFonts w:ascii="Andale Mono" w:hAnsi="Andale Mono" w:cs="Browallia New"/>
+          <w:sz w:val="32"/>
+          <w:szCs w:val="32"/>
+          <w:lang w:val="en-US"/>
+        </w:rPr>
+        <w:t xml:space="preserve">, </w:t>
+      </w:r>
+      <w:r>
+        <w:rPr>
+          <w:rFonts w:ascii="Andale Mono" w:hAnsi="Andale Mono" w:cs="Browallia New"/>
+          <w:sz w:val="32"/>
+          <w:szCs w:val="32"/>
+          <w:lang w:val="en-US"/>
+        </w:rPr>
+        <w:t>redis</w:t>
+      </w:r>
+      <w:r>
+        <w:rPr>
+          <w:rFonts w:ascii="Andale Mono" w:hAnsi="Andale Mono" w:cs="Browallia New"/>
+          <w:sz w:val="32"/>
+          <w:szCs w:val="32"/>
+          <w:lang w:val="en-US"/>
+        </w:rPr>
+        <w:t>)</w:t>
+      </w:r>
+    </w:p>
+    <w:p>
+      <w:pPr>
+        <w:pStyle w:val="ListParagraph"/>
+        <w:numPr>
+          <w:ilvl w:val="1"/>
+          <w:numId w:val="2"/>
+        </w:numPr>
+        <w:rPr>
+          <w:rFonts w:ascii="Andale Mono" w:hAnsi="Andale Mono" w:cs="Browallia New"/>
+          <w:sz w:val="32"/>
+          <w:szCs w:val="32"/>
+          <w:lang w:val="en-US"/>
+        </w:rPr>
+      </w:pPr>
+      <w:r>
+        <w:rPr>
+          <w:rFonts w:ascii="Andale Mono" w:hAnsi="Andale Mono" w:cs="Browallia New"/>
+          <w:sz w:val="32"/>
+          <w:szCs w:val="32"/>
+          <w:lang w:val="en-US"/>
+        </w:rPr>
+        <w:t>Server sends your browser a cookie with a session id</w:t>
+      </w:r>
+    </w:p>
+    <w:p>
+      <w:pPr>
+        <w:pStyle w:val="ListParagraph"/>
+        <w:numPr>
+          <w:ilvl w:val="1"/>
+          <w:numId w:val="2"/>
+        </w:numPr>
+        <w:rPr>
+          <w:rFonts w:ascii="Andale Mono" w:hAnsi="Andale Mono" w:cs="Browallia New"/>
+          <w:sz w:val="32"/>
+          <w:szCs w:val="32"/>
+          <w:lang w:val="en-US"/>
+        </w:rPr>
+      </w:pPr>
+      <w:r>
+        <w:rPr>
+          <w:rFonts w:ascii="Andale Mono" w:hAnsi="Andale Mono" w:cs="Browallia New"/>
+          <w:sz w:val="32"/>
+          <w:szCs w:val="32"/>
+          <w:lang w:val="en-US"/>
+        </w:rPr>
+        <w:t>Every next request., the browser sends that cookie back</w:t>
+      </w:r>
+    </w:p>
+    <w:p>
+      <w:pPr>
+        <w:pStyle w:val="ListParagraph"/>
+        <w:numPr>
+          <w:ilvl w:val="1"/>
+          <w:numId w:val="2"/>
+        </w:numPr>
+        <w:rPr>
+          <w:rFonts w:ascii="Andale Mono" w:hAnsi="Andale Mono" w:cs="Browallia New"/>
+          <w:sz w:val="32"/>
+          <w:szCs w:val="32"/>
+          <w:lang w:val="en-US"/>
+        </w:rPr>
+      </w:pPr>
+      <w:r>
+        <w:rPr>
+          <w:rFonts w:ascii="Andale Mono" w:hAnsi="Andale Mono" w:cs="Browallia New"/>
+          <w:sz w:val="32"/>
+          <w:szCs w:val="32"/>
+          <w:lang w:val="en-US"/>
+        </w:rPr>
+        <w:t>Server uses the session id to look up your session data</w:t>
+      </w:r>
+    </w:p>
+    <w:p>
+      <w:pPr>
+        <w:pStyle w:val="ListParagraph"/>
+        <w:numPr>
+          <w:ilvl w:val="0"/>
+          <w:numId w:val="2"/>
+        </w:numPr>
+        <w:rPr>
+          <w:rFonts w:ascii="Andale Mono" w:hAnsi="Andale Mono" w:cs="Browallia New"/>
+          <w:sz w:val="32"/>
+          <w:szCs w:val="32"/>
+          <w:lang w:val="en-US"/>
+        </w:rPr>
+      </w:pPr>
+      <w:r>
+        <w:rPr>
+          <w:rFonts w:ascii="Andale Mono" w:hAnsi="Andale Mono" w:cs="Browallia New"/>
+          <w:sz w:val="32"/>
+          <w:szCs w:val="32"/>
+          <w:lang w:val="en-US"/>
+        </w:rPr>
+        <w:t>The idea is like the cookie but</w:t>
+      </w:r>
+    </w:p>
+    <w:p>
+      <w:pPr>
+        <w:pStyle w:val="ListParagraph"/>
+        <w:numPr>
+          <w:ilvl w:val="1"/>
+          <w:numId w:val="2"/>
+        </w:numPr>
+        <w:rPr>
+          <w:rFonts w:ascii="Andale Mono" w:hAnsi="Andale Mono" w:cs="Browallia New"/>
+          <w:sz w:val="32"/>
+          <w:szCs w:val="32"/>
+          <w:lang w:val="en-US"/>
+        </w:rPr>
+      </w:pPr>
+      <w:r>
+        <w:rPr>
+          <w:rFonts w:ascii="Andale Mono" w:hAnsi="Andale Mono" w:cs="Browallia New"/>
+          <w:sz w:val="32"/>
+          <w:szCs w:val="32"/>
+          <w:lang w:val="en-US"/>
+        </w:rPr>
+        <w:t>Cookie: stored in browser, sent with request</w:t>
+      </w:r>
+    </w:p>
+    <w:p>
+      <w:pPr>
+        <w:pStyle w:val="ListParagraph"/>
+        <w:numPr>
+          <w:ilvl w:val="1"/>
+          <w:numId w:val="2"/>
+        </w:numPr>
+        <w:rPr>
+          <w:rFonts w:ascii="Andale Mono" w:hAnsi="Andale Mono" w:cs="Browallia New"/>
+          <w:sz w:val="32"/>
+          <w:szCs w:val="32"/>
+          <w:lang w:val="en-US"/>
+        </w:rPr>
+      </w:pPr>
+      <w:r>
+        <w:rPr>
+          <w:rFonts w:ascii="Andale Mono" w:hAnsi="Andale Mono" w:cs="Browallia New"/>
+          <w:sz w:val="32"/>
+          <w:szCs w:val="32"/>
+          <w:lang w:val="en-US"/>
+        </w:rPr>
+        <w:t>Session: stored on server, cookie just point to it</w:t>
+      </w:r>
+    </w:p>
+    <w:p>
+      <w:pPr>
+        <w:pStyle w:val="ListParagraph"/>
+        <w:numPr>
+          <w:ilvl w:val="0"/>
+          <w:numId w:val="2"/>
+        </w:numPr>
+        <w:rPr>
+          <w:rFonts w:ascii="Andale Mono" w:hAnsi="Andale Mono" w:cs="Browallia New"/>
+          <w:sz w:val="32"/>
+          <w:szCs w:val="32"/>
+          <w:lang w:val="en-US"/>
+        </w:rPr>
+      </w:pPr>
+      <w:r>
+        <w:rPr>
+          <w:rFonts w:ascii="Andale Mono" w:hAnsi="Andale Mono" w:cs="Browallia New"/>
+          <w:sz w:val="32"/>
+          <w:szCs w:val="32"/>
+          <w:lang w:val="en-US"/>
+        </w:rPr>
+        <w:t>The idea of session</w:t>
+      </w:r>
+    </w:p>
+    <w:p>
+      <w:pPr>
+        <w:pStyle w:val="ListParagraph"/>
+        <w:numPr>
+          <w:ilvl w:val="1"/>
+          <w:numId w:val="2"/>
+        </w:numPr>
+        <w:rPr>
+          <w:rFonts w:ascii="Andale Mono" w:hAnsi="Andale Mono" w:cs="Browallia New"/>
+          <w:sz w:val="32"/>
+          <w:szCs w:val="32"/>
+          <w:lang w:val="en-US"/>
+        </w:rPr>
+      </w:pPr>
+      <w:r>
+        <w:rPr>
+          <w:rFonts w:ascii="Andale Mono" w:hAnsi="Andale Mono" w:cs="Browallia New"/>
+          <w:sz w:val="32"/>
+          <w:szCs w:val="32"/>
+          <w:lang w:val="en-US"/>
+        </w:rPr>
+        <w:t xml:space="preserve">We store information on the server side, then we send a little cookie back to the client side, that says here’s </w:t>
+      </w:r>
+      <w:r>
+        <w:rPr>
+          <w:rFonts w:ascii="Andale Mono" w:hAnsi="Andale Mono" w:cs="Browallia New"/>
+          <w:sz w:val="32"/>
+          <w:szCs w:val="32"/>
+          <w:lang w:val="en-US"/>
+        </w:rPr>
+        <w:t>your</w:t>
+      </w:r>
+      <w:r>
+        <w:rPr>
+          <w:rFonts w:ascii="Andale Mono" w:hAnsi="Andale Mono" w:cs="Browallia New"/>
+          <w:sz w:val="32"/>
+          <w:szCs w:val="32"/>
+          <w:lang w:val="en-US"/>
+        </w:rPr>
+        <w:t xml:space="preserve"> id to unlock that session</w:t>
+      </w:r>
+    </w:p>
+    <w:p>
+      <w:pPr>
+        <w:pStyle w:val="ListParagraph"/>
+        <w:numPr>
+          <w:ilvl w:val="1"/>
+          <w:numId w:val="2"/>
+        </w:numPr>
+        <w:rPr>
+          <w:rFonts w:ascii="Andale Mono" w:hAnsi="Andale Mono" w:cs="Browallia New"/>
+          <w:sz w:val="32"/>
+          <w:szCs w:val="32"/>
+          <w:lang w:val="en-US"/>
+        </w:rPr>
+      </w:pPr>
+      <w:r>
+        <w:rPr>
+          <w:rFonts w:ascii="Andale Mono" w:hAnsi="Andale Mono" w:cs="Browallia New"/>
+          <w:sz w:val="32"/>
+          <w:szCs w:val="32"/>
+          <w:lang w:val="en-US"/>
+        </w:rPr>
+        <w:t>Like the ecommerse’s cart example</w:t>
+      </w:r>
+    </w:p>
+    <w:p>
+      <w:pPr>
+        <w:pStyle w:val="ListParagraph"/>
+        <w:numPr>
+          <w:ilvl w:val="2"/>
+          <w:numId w:val="2"/>
+        </w:numPr>
+        <w:rPr>
+          <w:rFonts w:ascii="Andale Mono" w:hAnsi="Andale Mono" w:cs="Browallia New"/>
+          <w:sz w:val="32"/>
+          <w:szCs w:val="32"/>
+          <w:lang w:val="en-US"/>
+        </w:rPr>
+      </w:pPr>
+      <w:r>
+        <w:rPr>
+          <w:rFonts w:ascii="Andale Mono" w:hAnsi="Andale Mono" w:cs="Browallia New"/>
+          <w:sz w:val="32"/>
+          <w:szCs w:val="32"/>
+          <w:lang w:val="en-US"/>
+        </w:rPr>
+        <w:t>Like the server store an id for any carts that associated with client</w:t>
+      </w:r>
+    </w:p>
+    <w:p>
+      <w:pPr>
+        <w:pStyle w:val="ListParagraph"/>
+        <w:numPr>
+          <w:ilvl w:val="2"/>
+          <w:numId w:val="2"/>
+        </w:numPr>
+        <w:rPr>
+          <w:rFonts w:ascii="Andale Mono" w:hAnsi="Andale Mono" w:cs="Browallia New"/>
+          <w:sz w:val="32"/>
+          <w:szCs w:val="32"/>
+          <w:lang w:val="en-US"/>
+        </w:rPr>
+      </w:pPr>
+      <w:r>
+        <w:rPr>
+          <w:rFonts w:ascii="Andale Mono" w:hAnsi="Andale Mono" w:cs="Browallia New"/>
+          <w:sz w:val="32"/>
+          <w:szCs w:val="32"/>
+          <w:lang w:val="en-US"/>
+        </w:rPr>
+        <w:t>Like the client-side browser say: I have a cookie for you that store a session ID number 2</w:t>
+      </w:r>
+    </w:p>
+    <w:p>
+      <w:pPr>
+        <w:pStyle w:val="ListParagraph"/>
+        <w:numPr>
+          <w:ilvl w:val="2"/>
+          <w:numId w:val="2"/>
+        </w:numPr>
+        <w:rPr>
+          <w:rFonts w:ascii="Andale Mono" w:hAnsi="Andale Mono" w:cs="Browallia New"/>
+          <w:sz w:val="32"/>
+          <w:szCs w:val="32"/>
+          <w:lang w:val="en-US"/>
+        </w:rPr>
+      </w:pPr>
+      <w:r>
+        <w:rPr>
+          <w:rFonts w:ascii="Andale Mono" w:hAnsi="Andale Mono" w:cs="Browallia New"/>
+          <w:sz w:val="32"/>
+          <w:szCs w:val="32"/>
+          <w:lang w:val="en-US"/>
+        </w:rPr>
+        <w:lastRenderedPageBreak/>
+        <w:t>Server gets that ID on that request, go to session data store and retrive all relevant information and send back to client side</w:t>
+      </w:r>
+    </w:p>
+    <w:p>
+      <w:pPr>
+        <w:pStyle w:val="ListParagraph"/>
+        <w:numPr>
+          <w:ilvl w:val="1"/>
+          <w:numId w:val="2"/>
+        </w:numPr>
+        <w:rPr>
+          <w:rFonts w:ascii="Andale Mono" w:hAnsi="Andale Mono" w:cs="Browallia New"/>
+          <w:sz w:val="32"/>
+          <w:szCs w:val="32"/>
+          <w:lang w:val="en-US"/>
+        </w:rPr>
+      </w:pPr>
+      <w:r>
+        <w:rPr>
+          <w:rFonts w:ascii="Andale Mono" w:hAnsi="Andale Mono" w:cs="Browallia New"/>
+          <w:sz w:val="32"/>
+          <w:szCs w:val="32"/>
+          <w:lang w:val="en-US"/>
+        </w:rPr>
+        <w:t>Server can store a ton of information, and just need only a little cookie to unlock the session data by using that key from client, then cilent gonna see it with their data or their items in their cart</w:t>
+      </w:r>
+    </w:p>
+    <w:p>
+      <w:pPr>
+        <w:pStyle w:val="ListParagraph"/>
+        <w:numPr>
+          <w:ilvl w:val="1"/>
+          <w:numId w:val="2"/>
+        </w:numPr>
+        <w:rPr>
+          <w:rFonts w:ascii="Andale Mono" w:hAnsi="Andale Mono" w:cs="Browallia New"/>
+          <w:sz w:val="32"/>
+          <w:szCs w:val="32"/>
+          <w:lang w:val="en-US"/>
+        </w:rPr>
+      </w:pPr>
+    </w:p>
+    <w:p>
+      <w:pPr>
+        <w:pStyle w:val="ListParagraph"/>
+        <w:numPr>
+          <w:ilvl w:val="0"/>
+          <w:numId w:val="2"/>
+        </w:numPr>
+        <w:rPr>
+          <w:rFonts w:ascii="Andale Mono" w:hAnsi="Andale Mono" w:cs="Browallia New"/>
+          <w:sz w:val="32"/>
+          <w:szCs w:val="32"/>
+          <w:lang w:val="en-US"/>
+        </w:rPr>
+      </w:pPr>
+      <w:r>
+        <w:rPr>
+          <w:rFonts w:ascii="Andale Mono" w:hAnsi="Andale Mono" w:cs="Browallia New"/>
+          <w:sz w:val="32"/>
+          <w:szCs w:val="32"/>
+          <w:lang w:val="en-US"/>
+        </w:rPr>
+        <w:t>Session is a stateful</w:t>
+      </w:r>
+    </w:p>
+    <w:p>
+      <w:pPr>
+        <w:pStyle w:val="ListParagraph"/>
+        <w:numPr>
+          <w:ilvl w:val="1"/>
+          <w:numId w:val="2"/>
+        </w:numPr>
+        <w:rPr>
+          <w:rFonts w:ascii="Andale Mono" w:hAnsi="Andale Mono" w:cs="Browallia New"/>
+          <w:sz w:val="32"/>
+          <w:szCs w:val="32"/>
+          <w:lang w:val="en-US"/>
+        </w:rPr>
+      </w:pPr>
+      <w:r>
+        <w:rPr>
+          <w:rFonts w:ascii="Andale Mono" w:hAnsi="Andale Mono" w:cs="Browallia New"/>
+          <w:sz w:val="32"/>
+          <w:szCs w:val="32"/>
+          <w:lang w:val="en-US"/>
+        </w:rPr>
+        <w:t xml:space="preserve">Stateful: </w:t>
+      </w:r>
+      <w:r>
+        <w:rPr>
+          <w:rFonts w:ascii="Andale Mono" w:hAnsi="Andale Mono" w:cs="Browallia New"/>
+          <w:sz w:val="32"/>
+          <w:szCs w:val="32"/>
+          <w:lang w:val="en-US"/>
+        </w:rPr>
+        <w:t>The server (or system) stores state about you between requests.</w:t>
+      </w:r>
+    </w:p>
+    <w:p>
+      <w:pPr>
+        <w:pStyle w:val="ListParagraph"/>
+        <w:numPr>
+          <w:ilvl w:val="2"/>
+          <w:numId w:val="2"/>
+        </w:numPr>
+        <w:rPr>
+          <w:rFonts w:ascii="Andale Mono" w:hAnsi="Andale Mono" w:cs="Browallia New"/>
+          <w:sz w:val="32"/>
+          <w:szCs w:val="32"/>
+          <w:lang w:val="en-US"/>
+        </w:rPr>
+      </w:pPr>
+      <w:r>
+        <w:rPr>
+          <w:rFonts w:ascii="Andale Mono" w:hAnsi="Andale Mono" w:cs="Browallia New"/>
+          <w:sz w:val="32"/>
+          <w:szCs w:val="32"/>
+          <w:lang w:val="en-US"/>
+        </w:rPr>
+        <w:t>Stateful will remember who you are</w:t>
+      </w:r>
+    </w:p>
+    <w:p>
+      <w:pPr>
+        <w:pStyle w:val="ListParagraph"/>
+        <w:numPr>
+          <w:ilvl w:val="1"/>
+          <w:numId w:val="2"/>
+        </w:numPr>
+        <w:rPr>
+          <w:rFonts w:ascii="Andale Mono" w:hAnsi="Andale Mono" w:cs="Browallia New"/>
+          <w:sz w:val="32"/>
+          <w:szCs w:val="32"/>
+          <w:lang w:val="en-US"/>
+        </w:rPr>
+      </w:pPr>
+      <w:r>
+        <w:rPr>
+          <w:rFonts w:ascii="Andale Mono" w:hAnsi="Andale Mono" w:cs="Browallia New"/>
+          <w:sz w:val="32"/>
+          <w:szCs w:val="32"/>
+          <w:lang w:val="en-US"/>
+        </w:rPr>
+        <w:t xml:space="preserve">Stateless: </w:t>
+      </w:r>
+    </w:p>
+    <w:p>
+      <w:pPr>
+        <w:pStyle w:val="ListParagraph"/>
+        <w:numPr>
+          <w:ilvl w:val="2"/>
+          <w:numId w:val="2"/>
+        </w:numPr>
+        <w:rPr>
+          <w:rFonts w:ascii="Andale Mono" w:hAnsi="Andale Mono" w:cs="Browallia New"/>
+          <w:sz w:val="32"/>
+          <w:szCs w:val="32"/>
+          <w:lang w:val="en-US"/>
+        </w:rPr>
+      </w:pPr>
+      <w:r>
+        <w:rPr>
+          <w:rFonts w:ascii="Andale Mono" w:hAnsi="Andale Mono" w:cs="Browallia New"/>
+          <w:sz w:val="32"/>
+          <w:szCs w:val="32"/>
+          <w:lang w:val="en-US"/>
+        </w:rPr>
+        <w:t>The server does not store per-user state between requests.</w:t>
+      </w:r>
+    </w:p>
+    <w:p>
+      <w:pPr>
+        <w:pStyle w:val="ListParagraph"/>
+        <w:numPr>
+          <w:ilvl w:val="2"/>
+          <w:numId w:val="2"/>
+        </w:numPr>
+        <w:rPr>
+          <w:rFonts w:ascii="Andale Mono" w:hAnsi="Andale Mono" w:cs="Browallia New"/>
+          <w:sz w:val="32"/>
+          <w:szCs w:val="32"/>
+          <w:lang w:val="en-US"/>
+        </w:rPr>
+      </w:pPr>
+      <w:r>
+        <w:rPr>
+          <w:rFonts w:ascii="Andale Mono" w:hAnsi="Andale Mono" w:cs="Browallia New"/>
+          <w:sz w:val="32"/>
+          <w:szCs w:val="32"/>
+          <w:lang w:val="en-US"/>
+        </w:rPr>
+        <w:t>Each request must contain everything needed to handle it.</w:t>
+      </w:r>
+    </w:p>
+    <w:p>
+      <w:pPr>
+        <w:pStyle w:val="ListParagraph"/>
+        <w:numPr>
+          <w:ilvl w:val="2"/>
+          <w:numId w:val="2"/>
+        </w:numPr>
+        <w:rPr>
+          <w:rFonts w:ascii="Andale Mono" w:hAnsi="Andale Mono" w:cs="Browallia New"/>
+          <w:sz w:val="32"/>
+          <w:szCs w:val="32"/>
+          <w:lang w:val="en-US"/>
+        </w:rPr>
+      </w:pPr>
+      <w:r>
+        <w:rPr>
+          <w:rFonts w:ascii="Andale Mono" w:hAnsi="Andale Mono" w:cs="Browallia New"/>
+          <w:sz w:val="32"/>
+          <w:szCs w:val="32"/>
+          <w:lang w:val="en-US"/>
+        </w:rPr>
+        <w:t>Stateless won’t remember who you are</w:t>
+      </w:r>
+    </w:p>
+    <w:p>
+      <w:pPr>
+        <w:pStyle w:val="ListParagraph"/>
+        <w:numPr>
+          <w:ilvl w:val="2"/>
+          <w:numId w:val="2"/>
+        </w:numPr>
+        <w:rPr>
+          <w:rFonts w:ascii="Andale Mono" w:hAnsi="Andale Mono" w:cs="Browallia New"/>
+          <w:sz w:val="32"/>
+          <w:szCs w:val="32"/>
+          <w:lang w:val="en-US"/>
+        </w:rPr>
+      </w:pPr>
+    </w:p>
+    <w:p>
+      <w:pPr>
+        <w:rPr>
+          <w:rFonts w:ascii="Andale Mono" w:hAnsi="Andale Mono" w:cs="Browallia New"/>
+          <w:sz w:val="32"/>
+          <w:szCs w:val="32"/>
+          <w:lang w:val="en-US"/>
+        </w:rPr>
+      </w:pPr>
+    </w:p>
+    <w:p>
+      <w:pPr>
+        <w:rPr>
+          <w:rFonts w:ascii="Andale Mono" w:hAnsi="Andale Mono" w:cs="Browallia New"/>
+          <w:sz w:val="32"/>
+          <w:szCs w:val="32"/>
+          <w:lang w:val="en-US"/>
+        </w:rPr>
+      </w:pPr>
+    </w:p>
+    <w:p>
+      <w:pPr>
+        <w:rPr>
+          <w:rFonts w:ascii="Andale Mono" w:hAnsi="Andale Mono" w:cs="Browallia New"/>
+          <w:sz w:val="32"/>
+          <w:szCs w:val="32"/>
+          <w:lang w:val="en-US"/>
+        </w:rPr>
+      </w:pPr>
+    </w:p>
     <w:sectPr>
       <w:pgSz w:w="12240" w:h="15840"/>
       <w:pgMar w:top="1440" w:right="1440" w:bottom="1440" w:left="1440" w:header="708" w:footer="708" w:gutter="0"/>
@@ -159,6 +2018,591 @@
     </w:sectPr>
   </w:body>
 </w:document>
+</file>
+
+<file path=word/numbering.xml><?xml version="1.0" encoding="utf-8"?>
+<w:numbering xmlns:wpc="http://schemas.microsoft.com/office/word/2010/wordprocessingCanvas" xmlns:cx="http://schemas.microsoft.com/office/drawing/2014/chartex" xmlns:cx1="http://schemas.microsoft.com/office/drawing/2015/9/8/chartex" xmlns:cx2="http://schemas.microsoft.com/office/drawing/2015/10/21/chartex" xmlns:cx3="http://schemas.microsoft.com/office/drawing/2016/5/9/chartex" xmlns:cx4="http://schemas.microsoft.com/office/drawing/2016/5/10/chartex" xmlns:cx5="http://schemas.microsoft.com/office/drawing/2016/5/11/chartex" xmlns:cx6="http://schemas.microsoft.com/office/drawing/2016/5/12/chartex" xmlns:cx7="http://schemas.microsoft.com/office/drawing/2016/5/13/chartex" xmlns:cx8="http://schemas.microsoft.com/office/drawing/2016/5/14/chartex" xmlns:mc="http://schemas.openxmlformats.org/markup-compatibility/2006" xmlns:aink="http://schemas.microsoft.com/office/drawing/2016/ink" xmlns:am3d="http://schemas.microsoft.com/office/drawing/2017/model3d" xmlns:o="urn:schemas-microsoft-com:office:office" xmlns:oel="http://schemas.microsoft.com/office/2019/extlst" xmlns:r="http://schemas.openxmlformats.org/officeDocument/2006/relationships" xmlns:m="http://schemas.openxmlformats.org/officeDocument/2006/math" xmlns:v="urn:schemas-microsoft-com:vml" xmlns:wp14="http://schemas.microsoft.com/office/word/2010/wordprocessingDrawing" xmlns:wp="http://schemas.openxmlformats.org/drawingml/2006/wordprocessingDrawing" xmlns:w10="urn:schemas-microsoft-com:office:word" xmlns:w="http://schemas.openxmlformats.org/wordprocessingml/2006/main" xmlns:w14="http://schemas.microsoft.com/office/word/2010/wordml" xmlns:w15="http://schemas.microsoft.com/office/word/2012/wordml" xmlns:w16cex="http://schemas.microsoft.com/office/word/2018/wordml/cex" xmlns:w16cid="http://schemas.microsoft.com/office/word/2016/wordml/cid" xmlns:w16="http://schemas.microsoft.com/office/word/2018/wordml" xmlns:w16du="http://schemas.microsoft.com/office/word/2023/wordml/word16du" xmlns:w16sdtdh="http://schemas.microsoft.com/office/word/2020/wordml/sdtdatahash" xmlns:w16sdtfl="http://schemas.microsoft.com/office/word/2024/wordml/sdtformatlock" xmlns:w16se="http://schemas.microsoft.com/office/word/2015/wordml/symex" xmlns:wpg="http://schemas.microsoft.com/office/word/2010/wordprocessingGroup" xmlns:wpi="http://schemas.microsoft.com/office/word/2010/wordprocessingInk" xmlns:wne="http://schemas.microsoft.com/office/word/2006/wordml" xmlns:wps="http://schemas.microsoft.com/office/word/2010/wordprocessingShape" mc:Ignorable="w14 w15 w16se w16cid w16 w16cex w16sdtdh w16sdtfl w16du wp14">
+  <w:abstractNum w:abstractNumId="0" w15:restartNumberingAfterBreak="0">
+    <w:nsid w:val="02940887"/>
+    <w:multiLevelType w:val="hybridMultilevel"/>
+    <w:tmpl w:val="82DA4616"/>
+    <w:lvl w:ilvl="0" w:tplc="04090001">
+      <w:start w:val="1"/>
+      <w:numFmt w:val="bullet"/>
+      <w:lvlText w:val=""/>
+      <w:lvlJc w:val="left"/>
+      <w:pPr>
+        <w:ind w:left="720" w:hanging="360"/>
+      </w:pPr>
+      <w:rPr>
+        <w:rFonts w:ascii="Symbol" w:hAnsi="Symbol" w:hint="default"/>
+      </w:rPr>
+    </w:lvl>
+    <w:lvl w:ilvl="1" w:tplc="04090003">
+      <w:start w:val="1"/>
+      <w:numFmt w:val="bullet"/>
+      <w:lvlText w:val="o"/>
+      <w:lvlJc w:val="left"/>
+      <w:pPr>
+        <w:ind w:left="1440" w:hanging="360"/>
+      </w:pPr>
+      <w:rPr>
+        <w:rFonts w:ascii="Courier New" w:hAnsi="Courier New" w:cs="Courier New" w:hint="default"/>
+      </w:rPr>
+    </w:lvl>
+    <w:lvl w:ilvl="2" w:tplc="04090005" w:tentative="1">
+      <w:start w:val="1"/>
+      <w:numFmt w:val="bullet"/>
+      <w:lvlText w:val=""/>
+      <w:lvlJc w:val="left"/>
+      <w:pPr>
+        <w:ind w:left="2160" w:hanging="360"/>
+      </w:pPr>
+      <w:rPr>
+        <w:rFonts w:ascii="Wingdings" w:hAnsi="Wingdings" w:hint="default"/>
+      </w:rPr>
+    </w:lvl>
+    <w:lvl w:ilvl="3" w:tplc="04090001" w:tentative="1">
+      <w:start w:val="1"/>
+      <w:numFmt w:val="bullet"/>
+      <w:lvlText w:val=""/>
+      <w:lvlJc w:val="left"/>
+      <w:pPr>
+        <w:ind w:left="2880" w:hanging="360"/>
+      </w:pPr>
+      <w:rPr>
+        <w:rFonts w:ascii="Symbol" w:hAnsi="Symbol" w:hint="default"/>
+      </w:rPr>
+    </w:lvl>
+    <w:lvl w:ilvl="4" w:tplc="04090003" w:tentative="1">
+      <w:start w:val="1"/>
+      <w:numFmt w:val="bullet"/>
+      <w:lvlText w:val="o"/>
+      <w:lvlJc w:val="left"/>
+      <w:pPr>
+        <w:ind w:left="3600" w:hanging="360"/>
+      </w:pPr>
+      <w:rPr>
+        <w:rFonts w:ascii="Courier New" w:hAnsi="Courier New" w:cs="Courier New" w:hint="default"/>
+      </w:rPr>
+    </w:lvl>
+    <w:lvl w:ilvl="5" w:tplc="04090005" w:tentative="1">
+      <w:start w:val="1"/>
+      <w:numFmt w:val="bullet"/>
+      <w:lvlText w:val=""/>
+      <w:lvlJc w:val="left"/>
+      <w:pPr>
+        <w:ind w:left="4320" w:hanging="360"/>
+      </w:pPr>
+      <w:rPr>
+        <w:rFonts w:ascii="Wingdings" w:hAnsi="Wingdings" w:hint="default"/>
+      </w:rPr>
+    </w:lvl>
+    <w:lvl w:ilvl="6" w:tplc="04090001" w:tentative="1">
+      <w:start w:val="1"/>
+      <w:numFmt w:val="bullet"/>
+      <w:lvlText w:val=""/>
+      <w:lvlJc w:val="left"/>
+      <w:pPr>
+        <w:ind w:left="5040" w:hanging="360"/>
+      </w:pPr>
+      <w:rPr>
+        <w:rFonts w:ascii="Symbol" w:hAnsi="Symbol" w:hint="default"/>
+      </w:rPr>
+    </w:lvl>
+    <w:lvl w:ilvl="7" w:tplc="04090003" w:tentative="1">
+      <w:start w:val="1"/>
+      <w:numFmt w:val="bullet"/>
+      <w:lvlText w:val="o"/>
+      <w:lvlJc w:val="left"/>
+      <w:pPr>
+        <w:ind w:left="5760" w:hanging="360"/>
+      </w:pPr>
+      <w:rPr>
+        <w:rFonts w:ascii="Courier New" w:hAnsi="Courier New" w:cs="Courier New" w:hint="default"/>
+      </w:rPr>
+    </w:lvl>
+    <w:lvl w:ilvl="8" w:tplc="04090005" w:tentative="1">
+      <w:start w:val="1"/>
+      <w:numFmt w:val="bullet"/>
+      <w:lvlText w:val=""/>
+      <w:lvlJc w:val="left"/>
+      <w:pPr>
+        <w:ind w:left="6480" w:hanging="360"/>
+      </w:pPr>
+      <w:rPr>
+        <w:rFonts w:ascii="Wingdings" w:hAnsi="Wingdings" w:hint="default"/>
+      </w:rPr>
+    </w:lvl>
+  </w:abstractNum>
+  <w:abstractNum w:abstractNumId="1" w15:restartNumberingAfterBreak="0">
+    <w:nsid w:val="2DEC6A9A"/>
+    <w:multiLevelType w:val="hybridMultilevel"/>
+    <w:tmpl w:val="B0FA0D24"/>
+    <w:lvl w:ilvl="0" w:tplc="04090001">
+      <w:start w:val="1"/>
+      <w:numFmt w:val="bullet"/>
+      <w:lvlText w:val=""/>
+      <w:lvlJc w:val="left"/>
+      <w:pPr>
+        <w:ind w:left="720" w:hanging="360"/>
+      </w:pPr>
+      <w:rPr>
+        <w:rFonts w:ascii="Symbol" w:hAnsi="Symbol" w:hint="default"/>
+      </w:rPr>
+    </w:lvl>
+    <w:lvl w:ilvl="1" w:tplc="04090003" w:tentative="1">
+      <w:start w:val="1"/>
+      <w:numFmt w:val="bullet"/>
+      <w:lvlText w:val="o"/>
+      <w:lvlJc w:val="left"/>
+      <w:pPr>
+        <w:ind w:left="1440" w:hanging="360"/>
+      </w:pPr>
+      <w:rPr>
+        <w:rFonts w:ascii="Courier New" w:hAnsi="Courier New" w:cs="Courier New" w:hint="default"/>
+      </w:rPr>
+    </w:lvl>
+    <w:lvl w:ilvl="2" w:tplc="04090005" w:tentative="1">
+      <w:start w:val="1"/>
+      <w:numFmt w:val="bullet"/>
+      <w:lvlText w:val=""/>
+      <w:lvlJc w:val="left"/>
+      <w:pPr>
+        <w:ind w:left="2160" w:hanging="360"/>
+      </w:pPr>
+      <w:rPr>
+        <w:rFonts w:ascii="Wingdings" w:hAnsi="Wingdings" w:hint="default"/>
+      </w:rPr>
+    </w:lvl>
+    <w:lvl w:ilvl="3" w:tplc="04090001" w:tentative="1">
+      <w:start w:val="1"/>
+      <w:numFmt w:val="bullet"/>
+      <w:lvlText w:val=""/>
+      <w:lvlJc w:val="left"/>
+      <w:pPr>
+        <w:ind w:left="2880" w:hanging="360"/>
+      </w:pPr>
+      <w:rPr>
+        <w:rFonts w:ascii="Symbol" w:hAnsi="Symbol" w:hint="default"/>
+      </w:rPr>
+    </w:lvl>
+    <w:lvl w:ilvl="4" w:tplc="04090003" w:tentative="1">
+      <w:start w:val="1"/>
+      <w:numFmt w:val="bullet"/>
+      <w:lvlText w:val="o"/>
+      <w:lvlJc w:val="left"/>
+      <w:pPr>
+        <w:ind w:left="3600" w:hanging="360"/>
+      </w:pPr>
+      <w:rPr>
+        <w:rFonts w:ascii="Courier New" w:hAnsi="Courier New" w:cs="Courier New" w:hint="default"/>
+      </w:rPr>
+    </w:lvl>
+    <w:lvl w:ilvl="5" w:tplc="04090005" w:tentative="1">
+      <w:start w:val="1"/>
+      <w:numFmt w:val="bullet"/>
+      <w:lvlText w:val=""/>
+      <w:lvlJc w:val="left"/>
+      <w:pPr>
+        <w:ind w:left="4320" w:hanging="360"/>
+      </w:pPr>
+      <w:rPr>
+        <w:rFonts w:ascii="Wingdings" w:hAnsi="Wingdings" w:hint="default"/>
+      </w:rPr>
+    </w:lvl>
+    <w:lvl w:ilvl="6" w:tplc="04090001" w:tentative="1">
+      <w:start w:val="1"/>
+      <w:numFmt w:val="bullet"/>
+      <w:lvlText w:val=""/>
+      <w:lvlJc w:val="left"/>
+      <w:pPr>
+        <w:ind w:left="5040" w:hanging="360"/>
+      </w:pPr>
+      <w:rPr>
+        <w:rFonts w:ascii="Symbol" w:hAnsi="Symbol" w:hint="default"/>
+      </w:rPr>
+    </w:lvl>
+    <w:lvl w:ilvl="7" w:tplc="04090003" w:tentative="1">
+      <w:start w:val="1"/>
+      <w:numFmt w:val="bullet"/>
+      <w:lvlText w:val="o"/>
+      <w:lvlJc w:val="left"/>
+      <w:pPr>
+        <w:ind w:left="5760" w:hanging="360"/>
+      </w:pPr>
+      <w:rPr>
+        <w:rFonts w:ascii="Courier New" w:hAnsi="Courier New" w:cs="Courier New" w:hint="default"/>
+      </w:rPr>
+    </w:lvl>
+    <w:lvl w:ilvl="8" w:tplc="04090005" w:tentative="1">
+      <w:start w:val="1"/>
+      <w:numFmt w:val="bullet"/>
+      <w:lvlText w:val=""/>
+      <w:lvlJc w:val="left"/>
+      <w:pPr>
+        <w:ind w:left="6480" w:hanging="360"/>
+      </w:pPr>
+      <w:rPr>
+        <w:rFonts w:ascii="Wingdings" w:hAnsi="Wingdings" w:hint="default"/>
+      </w:rPr>
+    </w:lvl>
+  </w:abstractNum>
+  <w:abstractNum w:abstractNumId="2" w15:restartNumberingAfterBreak="0">
+    <w:nsid w:val="4E816F01"/>
+    <w:multiLevelType w:val="hybridMultilevel"/>
+    <w:tmpl w:val="57D02B9C"/>
+    <w:lvl w:ilvl="0" w:tplc="04090001">
+      <w:start w:val="1"/>
+      <w:numFmt w:val="bullet"/>
+      <w:lvlText w:val=""/>
+      <w:lvlJc w:val="left"/>
+      <w:pPr>
+        <w:ind w:left="720" w:hanging="360"/>
+      </w:pPr>
+      <w:rPr>
+        <w:rFonts w:ascii="Symbol" w:hAnsi="Symbol" w:hint="default"/>
+      </w:rPr>
+    </w:lvl>
+    <w:lvl w:ilvl="1" w:tplc="04090003">
+      <w:start w:val="1"/>
+      <w:numFmt w:val="bullet"/>
+      <w:lvlText w:val="o"/>
+      <w:lvlJc w:val="left"/>
+      <w:pPr>
+        <w:ind w:left="1440" w:hanging="360"/>
+      </w:pPr>
+      <w:rPr>
+        <w:rFonts w:ascii="Courier New" w:hAnsi="Courier New" w:cs="Courier New" w:hint="default"/>
+      </w:rPr>
+    </w:lvl>
+    <w:lvl w:ilvl="2" w:tplc="04090005">
+      <w:start w:val="1"/>
+      <w:numFmt w:val="bullet"/>
+      <w:lvlText w:val=""/>
+      <w:lvlJc w:val="left"/>
+      <w:pPr>
+        <w:ind w:left="2160" w:hanging="360"/>
+      </w:pPr>
+      <w:rPr>
+        <w:rFonts w:ascii="Wingdings" w:hAnsi="Wingdings" w:hint="default"/>
+      </w:rPr>
+    </w:lvl>
+    <w:lvl w:ilvl="3" w:tplc="04090001">
+      <w:start w:val="1"/>
+      <w:numFmt w:val="bullet"/>
+      <w:lvlText w:val=""/>
+      <w:lvlJc w:val="left"/>
+      <w:pPr>
+        <w:ind w:left="2880" w:hanging="360"/>
+      </w:pPr>
+      <w:rPr>
+        <w:rFonts w:ascii="Symbol" w:hAnsi="Symbol" w:hint="default"/>
+      </w:rPr>
+    </w:lvl>
+    <w:lvl w:ilvl="4" w:tplc="04090003">
+      <w:start w:val="1"/>
+      <w:numFmt w:val="bullet"/>
+      <w:lvlText w:val="o"/>
+      <w:lvlJc w:val="left"/>
+      <w:pPr>
+        <w:ind w:left="3600" w:hanging="360"/>
+      </w:pPr>
+      <w:rPr>
+        <w:rFonts w:ascii="Courier New" w:hAnsi="Courier New" w:cs="Courier New" w:hint="default"/>
+      </w:rPr>
+    </w:lvl>
+    <w:lvl w:ilvl="5" w:tplc="04090005" w:tentative="1">
+      <w:start w:val="1"/>
+      <w:numFmt w:val="bullet"/>
+      <w:lvlText w:val=""/>
+      <w:lvlJc w:val="left"/>
+      <w:pPr>
+        <w:ind w:left="4320" w:hanging="360"/>
+      </w:pPr>
+      <w:rPr>
+        <w:rFonts w:ascii="Wingdings" w:hAnsi="Wingdings" w:hint="default"/>
+      </w:rPr>
+    </w:lvl>
+    <w:lvl w:ilvl="6" w:tplc="04090001" w:tentative="1">
+      <w:start w:val="1"/>
+      <w:numFmt w:val="bullet"/>
+      <w:lvlText w:val=""/>
+      <w:lvlJc w:val="left"/>
+      <w:pPr>
+        <w:ind w:left="5040" w:hanging="360"/>
+      </w:pPr>
+      <w:rPr>
+        <w:rFonts w:ascii="Symbol" w:hAnsi="Symbol" w:hint="default"/>
+      </w:rPr>
+    </w:lvl>
+    <w:lvl w:ilvl="7" w:tplc="04090003" w:tentative="1">
+      <w:start w:val="1"/>
+      <w:numFmt w:val="bullet"/>
+      <w:lvlText w:val="o"/>
+      <w:lvlJc w:val="left"/>
+      <w:pPr>
+        <w:ind w:left="5760" w:hanging="360"/>
+      </w:pPr>
+      <w:rPr>
+        <w:rFonts w:ascii="Courier New" w:hAnsi="Courier New" w:cs="Courier New" w:hint="default"/>
+      </w:rPr>
+    </w:lvl>
+    <w:lvl w:ilvl="8" w:tplc="04090005" w:tentative="1">
+      <w:start w:val="1"/>
+      <w:numFmt w:val="bullet"/>
+      <w:lvlText w:val=""/>
+      <w:lvlJc w:val="left"/>
+      <w:pPr>
+        <w:ind w:left="6480" w:hanging="360"/>
+      </w:pPr>
+      <w:rPr>
+        <w:rFonts w:ascii="Wingdings" w:hAnsi="Wingdings" w:hint="default"/>
+      </w:rPr>
+    </w:lvl>
+  </w:abstractNum>
+  <w:abstractNum w:abstractNumId="3" w15:restartNumberingAfterBreak="0">
+    <w:nsid w:val="59CD695A"/>
+    <w:multiLevelType w:val="hybridMultilevel"/>
+    <w:tmpl w:val="F1F862E6"/>
+    <w:lvl w:ilvl="0" w:tplc="04090001">
+      <w:start w:val="1"/>
+      <w:numFmt w:val="bullet"/>
+      <w:lvlText w:val=""/>
+      <w:lvlJc w:val="left"/>
+      <w:pPr>
+        <w:ind w:left="1080" w:hanging="360"/>
+      </w:pPr>
+      <w:rPr>
+        <w:rFonts w:ascii="Symbol" w:hAnsi="Symbol" w:hint="default"/>
+      </w:rPr>
+    </w:lvl>
+    <w:lvl w:ilvl="1" w:tplc="04090003" w:tentative="1">
+      <w:start w:val="1"/>
+      <w:numFmt w:val="bullet"/>
+      <w:lvlText w:val="o"/>
+      <w:lvlJc w:val="left"/>
+      <w:pPr>
+        <w:ind w:left="1800" w:hanging="360"/>
+      </w:pPr>
+      <w:rPr>
+        <w:rFonts w:ascii="Courier New" w:hAnsi="Courier New" w:cs="Courier New" w:hint="default"/>
+      </w:rPr>
+    </w:lvl>
+    <w:lvl w:ilvl="2" w:tplc="04090005" w:tentative="1">
+      <w:start w:val="1"/>
+      <w:numFmt w:val="bullet"/>
+      <w:lvlText w:val=""/>
+      <w:lvlJc w:val="left"/>
+      <w:pPr>
+        <w:ind w:left="2520" w:hanging="360"/>
+      </w:pPr>
+      <w:rPr>
+        <w:rFonts w:ascii="Wingdings" w:hAnsi="Wingdings" w:hint="default"/>
+      </w:rPr>
+    </w:lvl>
+    <w:lvl w:ilvl="3" w:tplc="04090001" w:tentative="1">
+      <w:start w:val="1"/>
+      <w:numFmt w:val="bullet"/>
+      <w:lvlText w:val=""/>
+      <w:lvlJc w:val="left"/>
+      <w:pPr>
+        <w:ind w:left="3240" w:hanging="360"/>
+      </w:pPr>
+      <w:rPr>
+        <w:rFonts w:ascii="Symbol" w:hAnsi="Symbol" w:hint="default"/>
+      </w:rPr>
+    </w:lvl>
+    <w:lvl w:ilvl="4" w:tplc="04090003" w:tentative="1">
+      <w:start w:val="1"/>
+      <w:numFmt w:val="bullet"/>
+      <w:lvlText w:val="o"/>
+      <w:lvlJc w:val="left"/>
+      <w:pPr>
+        <w:ind w:left="3960" w:hanging="360"/>
+      </w:pPr>
+      <w:rPr>
+        <w:rFonts w:ascii="Courier New" w:hAnsi="Courier New" w:cs="Courier New" w:hint="default"/>
+      </w:rPr>
+    </w:lvl>
+    <w:lvl w:ilvl="5" w:tplc="04090005" w:tentative="1">
+      <w:start w:val="1"/>
+      <w:numFmt w:val="bullet"/>
+      <w:lvlText w:val=""/>
+      <w:lvlJc w:val="left"/>
+      <w:pPr>
+        <w:ind w:left="4680" w:hanging="360"/>
+      </w:pPr>
+      <w:rPr>
+        <w:rFonts w:ascii="Wingdings" w:hAnsi="Wingdings" w:hint="default"/>
+      </w:rPr>
+    </w:lvl>
+    <w:lvl w:ilvl="6" w:tplc="04090001" w:tentative="1">
+      <w:start w:val="1"/>
+      <w:numFmt w:val="bullet"/>
+      <w:lvlText w:val=""/>
+      <w:lvlJc w:val="left"/>
+      <w:pPr>
+        <w:ind w:left="5400" w:hanging="360"/>
+      </w:pPr>
+      <w:rPr>
+        <w:rFonts w:ascii="Symbol" w:hAnsi="Symbol" w:hint="default"/>
+      </w:rPr>
+    </w:lvl>
+    <w:lvl w:ilvl="7" w:tplc="04090003" w:tentative="1">
+      <w:start w:val="1"/>
+      <w:numFmt w:val="bullet"/>
+      <w:lvlText w:val="o"/>
+      <w:lvlJc w:val="left"/>
+      <w:pPr>
+        <w:ind w:left="6120" w:hanging="360"/>
+      </w:pPr>
+      <w:rPr>
+        <w:rFonts w:ascii="Courier New" w:hAnsi="Courier New" w:cs="Courier New" w:hint="default"/>
+      </w:rPr>
+    </w:lvl>
+    <w:lvl w:ilvl="8" w:tplc="04090005" w:tentative="1">
+      <w:start w:val="1"/>
+      <w:numFmt w:val="bullet"/>
+      <w:lvlText w:val=""/>
+      <w:lvlJc w:val="left"/>
+      <w:pPr>
+        <w:ind w:left="6840" w:hanging="360"/>
+      </w:pPr>
+      <w:rPr>
+        <w:rFonts w:ascii="Wingdings" w:hAnsi="Wingdings" w:hint="default"/>
+      </w:rPr>
+    </w:lvl>
+  </w:abstractNum>
+  <w:abstractNum w:abstractNumId="4" w15:restartNumberingAfterBreak="0">
+    <w:nsid w:val="7AA71A1D"/>
+    <w:multiLevelType w:val="hybridMultilevel"/>
+    <w:tmpl w:val="07D8415A"/>
+    <w:lvl w:ilvl="0" w:tplc="04090001">
+      <w:start w:val="1"/>
+      <w:numFmt w:val="bullet"/>
+      <w:lvlText w:val=""/>
+      <w:lvlJc w:val="left"/>
+      <w:pPr>
+        <w:ind w:left="720" w:hanging="360"/>
+      </w:pPr>
+      <w:rPr>
+        <w:rFonts w:ascii="Symbol" w:hAnsi="Symbol" w:hint="default"/>
+      </w:rPr>
+    </w:lvl>
+    <w:lvl w:ilvl="1" w:tplc="04090003" w:tentative="1">
+      <w:start w:val="1"/>
+      <w:numFmt w:val="bullet"/>
+      <w:lvlText w:val="o"/>
+      <w:lvlJc w:val="left"/>
+      <w:pPr>
+        <w:ind w:left="1440" w:hanging="360"/>
+      </w:pPr>
+      <w:rPr>
+        <w:rFonts w:ascii="Courier New" w:hAnsi="Courier New" w:cs="Courier New" w:hint="default"/>
+      </w:rPr>
+    </w:lvl>
+    <w:lvl w:ilvl="2" w:tplc="04090005" w:tentative="1">
+      <w:start w:val="1"/>
+      <w:numFmt w:val="bullet"/>
+      <w:lvlText w:val=""/>
+      <w:lvlJc w:val="left"/>
+      <w:pPr>
+        <w:ind w:left="2160" w:hanging="360"/>
+      </w:pPr>
+      <w:rPr>
+        <w:rFonts w:ascii="Wingdings" w:hAnsi="Wingdings" w:hint="default"/>
+      </w:rPr>
+    </w:lvl>
+    <w:lvl w:ilvl="3" w:tplc="04090001" w:tentative="1">
+      <w:start w:val="1"/>
+      <w:numFmt w:val="bullet"/>
+      <w:lvlText w:val=""/>
+      <w:lvlJc w:val="left"/>
+      <w:pPr>
+        <w:ind w:left="2880" w:hanging="360"/>
+      </w:pPr>
+      <w:rPr>
+        <w:rFonts w:ascii="Symbol" w:hAnsi="Symbol" w:hint="default"/>
+      </w:rPr>
+    </w:lvl>
+    <w:lvl w:ilvl="4" w:tplc="04090003" w:tentative="1">
+      <w:start w:val="1"/>
+      <w:numFmt w:val="bullet"/>
+      <w:lvlText w:val="o"/>
+      <w:lvlJc w:val="left"/>
+      <w:pPr>
+        <w:ind w:left="3600" w:hanging="360"/>
+      </w:pPr>
+      <w:rPr>
+        <w:rFonts w:ascii="Courier New" w:hAnsi="Courier New" w:cs="Courier New" w:hint="default"/>
+      </w:rPr>
+    </w:lvl>
+    <w:lvl w:ilvl="5" w:tplc="04090005" w:tentative="1">
+      <w:start w:val="1"/>
+      <w:numFmt w:val="bullet"/>
+      <w:lvlText w:val=""/>
+      <w:lvlJc w:val="left"/>
+      <w:pPr>
+        <w:ind w:left="4320" w:hanging="360"/>
+      </w:pPr>
+      <w:rPr>
+        <w:rFonts w:ascii="Wingdings" w:hAnsi="Wingdings" w:hint="default"/>
+      </w:rPr>
+    </w:lvl>
+    <w:lvl w:ilvl="6" w:tplc="04090001" w:tentative="1">
+      <w:start w:val="1"/>
+      <w:numFmt w:val="bullet"/>
+      <w:lvlText w:val=""/>
+      <w:lvlJc w:val="left"/>
+      <w:pPr>
+        <w:ind w:left="5040" w:hanging="360"/>
+      </w:pPr>
+      <w:rPr>
+        <w:rFonts w:ascii="Symbol" w:hAnsi="Symbol" w:hint="default"/>
+      </w:rPr>
+    </w:lvl>
+    <w:lvl w:ilvl="7" w:tplc="04090003" w:tentative="1">
+      <w:start w:val="1"/>
+      <w:numFmt w:val="bullet"/>
+      <w:lvlText w:val="o"/>
+      <w:lvlJc w:val="left"/>
+      <w:pPr>
+        <w:ind w:left="5760" w:hanging="360"/>
+      </w:pPr>
+      <w:rPr>
+        <w:rFonts w:ascii="Courier New" w:hAnsi="Courier New" w:cs="Courier New" w:hint="default"/>
+      </w:rPr>
+    </w:lvl>
+    <w:lvl w:ilvl="8" w:tplc="04090005" w:tentative="1">
+      <w:start w:val="1"/>
+      <w:numFmt w:val="bullet"/>
+      <w:lvlText w:val=""/>
+      <w:lvlJc w:val="left"/>
+      <w:pPr>
+        <w:ind w:left="6480" w:hanging="360"/>
+      </w:pPr>
+      <w:rPr>
+        <w:rFonts w:ascii="Wingdings" w:hAnsi="Wingdings" w:hint="default"/>
+      </w:rPr>
+    </w:lvl>
+  </w:abstractNum>
+  <w:num w:numId="1" w16cid:durableId="330374980">
+    <w:abstractNumId w:val="1"/>
+  </w:num>
+  <w:num w:numId="2" w16cid:durableId="200896421">
+    <w:abstractNumId w:val="2"/>
+  </w:num>
+  <w:num w:numId="3" w16cid:durableId="1714108779">
+    <w:abstractNumId w:val="4"/>
+  </w:num>
+  <w:num w:numId="4" w16cid:durableId="492768508">
+    <w:abstractNumId w:val="3"/>
+  </w:num>
+  <w:num w:numId="5" w16cid:durableId="1490563468">
+    <w:abstractNumId w:val="0"/>
+  </w:num>
+</w:numbering>
 </file>
 
 <file path=word/styles.xml><?xml version="1.0" encoding="utf-8"?>

--- a/2-NodeJs/Express.docx
+++ b/2-NodeJs/Express.docx
@@ -1969,36 +1969,340 @@
       <w:pPr>
         <w:pStyle w:val="ListParagraph"/>
         <w:numPr>
-          <w:ilvl w:val="2"/>
-          <w:numId w:val="2"/>
-        </w:numPr>
-        <w:rPr>
-          <w:rFonts w:ascii="Andale Mono" w:hAnsi="Andale Mono" w:cs="Browallia New"/>
-          <w:sz w:val="32"/>
-          <w:szCs w:val="32"/>
-          <w:lang w:val="en-US"/>
-        </w:rPr>
-      </w:pPr>
-    </w:p>
-    <w:p>
-      <w:pPr>
-        <w:rPr>
-          <w:rFonts w:ascii="Andale Mono" w:hAnsi="Andale Mono" w:cs="Browallia New"/>
-          <w:sz w:val="32"/>
-          <w:szCs w:val="32"/>
-          <w:lang w:val="en-US"/>
-        </w:rPr>
-      </w:pPr>
-    </w:p>
-    <w:p>
-      <w:pPr>
-        <w:rPr>
-          <w:rFonts w:ascii="Andale Mono" w:hAnsi="Andale Mono" w:cs="Browallia New"/>
-          <w:sz w:val="32"/>
-          <w:szCs w:val="32"/>
-          <w:lang w:val="en-US"/>
-        </w:rPr>
-      </w:pPr>
+          <w:ilvl w:val="0"/>
+          <w:numId w:val="2"/>
+        </w:numPr>
+        <w:rPr>
+          <w:rFonts w:ascii="Andale Mono" w:hAnsi="Andale Mono" w:cs="Browallia New"/>
+          <w:sz w:val="32"/>
+          <w:szCs w:val="32"/>
+          <w:lang w:val="en-US"/>
+        </w:rPr>
+      </w:pPr>
+      <w:r>
+        <w:rPr>
+          <w:rFonts w:ascii="Andale Mono" w:hAnsi="Andale Mono" w:cs="Browallia New"/>
+          <w:sz w:val="32"/>
+          <w:szCs w:val="32"/>
+          <w:highlight w:val="yellow"/>
+          <w:lang w:val="en-US"/>
+        </w:rPr>
+        <w:t>Warning</w:t>
+      </w:r>
+      <w:r>
+        <w:rPr>
+          <w:rFonts w:ascii="Andale Mono" w:hAnsi="Andale Mono" w:cs="Browallia New"/>
+          <w:sz w:val="32"/>
+          <w:szCs w:val="32"/>
+          <w:lang w:val="en-US"/>
+        </w:rPr>
+        <w:t>: session store in MemoryStore by default (JS memory), so we must not to this in production, we must change the db when we do in production like redis or mongo</w:t>
+      </w:r>
+    </w:p>
+    <w:p>
+      <w:pPr>
+        <w:jc w:val="center"/>
+        <w:rPr>
+          <w:rFonts w:ascii="Andale Mono" w:hAnsi="Andale Mono" w:cs="Browallia New"/>
+          <w:sz w:val="32"/>
+          <w:szCs w:val="32"/>
+          <w:lang w:val="en-US"/>
+        </w:rPr>
+      </w:pPr>
+      <w:r>
+        <w:rPr>
+          <w:rFonts w:ascii="Andale Mono" w:hAnsi="Andale Mono" w:cs="Browallia New"/>
+          <w:sz w:val="32"/>
+          <w:szCs w:val="32"/>
+          <w:lang w:val="en-US"/>
+        </w:rPr>
+        <w:lastRenderedPageBreak/>
+        <w:drawing>
+          <wp:inline distT="0" distB="0" distL="0" distR="0" wp14:anchorId="3BC5EA31" wp14:editId="20E5D6C6">
+            <wp:extent cx="3256908" cy="1738350"/>
+            <wp:effectExtent l="0" t="0" r="0" b="1905"/>
+            <wp:docPr id="1191473924" name="Picture 1" descr="A screen shot of a computer code&#10;&#10;AI-generated content may be incorrect."/>
+            <wp:cNvGraphicFramePr>
+              <a:graphicFrameLocks xmlns:a="http://schemas.openxmlformats.org/drawingml/2006/main" noChangeAspect="1"/>
+            </wp:cNvGraphicFramePr>
+            <a:graphic xmlns:a="http://schemas.openxmlformats.org/drawingml/2006/main">
+              <a:graphicData uri="http://schemas.openxmlformats.org/drawingml/2006/picture">
+                <pic:pic xmlns:pic="http://schemas.openxmlformats.org/drawingml/2006/picture">
+                  <pic:nvPicPr>
+                    <pic:cNvPr id="1191473924" name="Picture 1" descr="A screen shot of a computer code&#10;&#10;AI-generated content may be incorrect."/>
+                    <pic:cNvPicPr/>
+                  </pic:nvPicPr>
+                  <pic:blipFill>
+                    <a:blip r:embed="rId6"/>
+                    <a:stretch>
+                      <a:fillRect/>
+                    </a:stretch>
+                  </pic:blipFill>
+                  <pic:spPr>
+                    <a:xfrm>
+                      <a:off x="0" y="0"/>
+                      <a:ext cx="3278115" cy="1749669"/>
+                    </a:xfrm>
+                    <a:prstGeom prst="rect">
+                      <a:avLst/>
+                    </a:prstGeom>
+                  </pic:spPr>
+                </pic:pic>
+              </a:graphicData>
+            </a:graphic>
+          </wp:inline>
+        </w:drawing>
+      </w:r>
+    </w:p>
+    <w:p>
+      <w:pPr>
+        <w:pStyle w:val="ListParagraph"/>
+        <w:numPr>
+          <w:ilvl w:val="0"/>
+          <w:numId w:val="2"/>
+        </w:numPr>
+        <w:rPr>
+          <w:rFonts w:ascii="Andale Mono" w:hAnsi="Andale Mono" w:cs="Browallia New"/>
+          <w:sz w:val="32"/>
+          <w:szCs w:val="32"/>
+          <w:lang w:val="en-US"/>
+        </w:rPr>
+      </w:pPr>
+      <w:r>
+        <w:rPr>
+          <w:rFonts w:ascii="Andale Mono" w:hAnsi="Andale Mono" w:cs="Browallia New"/>
+          <w:sz w:val="32"/>
+          <w:szCs w:val="32"/>
+          <w:lang w:val="en-US"/>
+        </w:rPr>
+        <w:t>Set up session</w:t>
+      </w:r>
+    </w:p>
+    <w:p>
+      <w:pPr>
+        <w:jc w:val="center"/>
+        <w:rPr>
+          <w:rFonts w:ascii="Andale Mono" w:hAnsi="Andale Mono" w:cs="Browallia New"/>
+          <w:sz w:val="32"/>
+          <w:szCs w:val="32"/>
+          <w:lang w:val="en-US"/>
+        </w:rPr>
+      </w:pPr>
+      <w:r>
+        <w:rPr>
+          <w:lang w:val="en-US"/>
+        </w:rPr>
+        <w:drawing>
+          <wp:inline distT="0" distB="0" distL="0" distR="0" wp14:anchorId="38BA4580" wp14:editId="7F9366BF">
+            <wp:extent cx="4430297" cy="3092521"/>
+            <wp:effectExtent l="0" t="0" r="2540" b="0"/>
+            <wp:docPr id="82260663" name="Picture 1" descr="A screen shot of a computer program&#10;&#10;AI-generated content may be incorrect."/>
+            <wp:cNvGraphicFramePr>
+              <a:graphicFrameLocks xmlns:a="http://schemas.openxmlformats.org/drawingml/2006/main" noChangeAspect="1"/>
+            </wp:cNvGraphicFramePr>
+            <a:graphic xmlns:a="http://schemas.openxmlformats.org/drawingml/2006/main">
+              <a:graphicData uri="http://schemas.openxmlformats.org/drawingml/2006/picture">
+                <pic:pic xmlns:pic="http://schemas.openxmlformats.org/drawingml/2006/picture">
+                  <pic:nvPicPr>
+                    <pic:cNvPr id="82260663" name="Picture 1" descr="A screen shot of a computer program&#10;&#10;AI-generated content may be incorrect."/>
+                    <pic:cNvPicPr/>
+                  </pic:nvPicPr>
+                  <pic:blipFill>
+                    <a:blip r:embed="rId7"/>
+                    <a:stretch>
+                      <a:fillRect/>
+                    </a:stretch>
+                  </pic:blipFill>
+                  <pic:spPr>
+                    <a:xfrm>
+                      <a:off x="0" y="0"/>
+                      <a:ext cx="4442069" cy="3100739"/>
+                    </a:xfrm>
+                    <a:prstGeom prst="rect">
+                      <a:avLst/>
+                    </a:prstGeom>
+                  </pic:spPr>
+                </pic:pic>
+              </a:graphicData>
+            </a:graphic>
+          </wp:inline>
+        </w:drawing>
+      </w:r>
+    </w:p>
+    <w:p>
+      <w:pPr>
+        <w:pStyle w:val="ListParagraph"/>
+        <w:numPr>
+          <w:ilvl w:val="0"/>
+          <w:numId w:val="2"/>
+        </w:numPr>
+        <w:rPr>
+          <w:rFonts w:ascii="Andale Mono" w:hAnsi="Andale Mono" w:cs="Browallia New"/>
+          <w:sz w:val="32"/>
+          <w:szCs w:val="32"/>
+          <w:lang w:val="en-US"/>
+        </w:rPr>
+      </w:pPr>
+      <w:r>
+        <w:rPr>
+          <w:rFonts w:ascii="Andale Mono" w:hAnsi="Andale Mono" w:cs="Browallia New"/>
+          <w:sz w:val="32"/>
+          <w:szCs w:val="32"/>
+          <w:lang w:val="en-US"/>
+        </w:rPr>
+        <w:t>this is how to use it</w:t>
+      </w:r>
+    </w:p>
+    <w:p>
+      <w:pPr>
+        <w:rPr>
+          <w:rFonts w:ascii="Andale Mono" w:hAnsi="Andale Mono" w:cs="Browallia New"/>
+          <w:sz w:val="32"/>
+          <w:szCs w:val="32"/>
+          <w:lang w:val="en-US"/>
+        </w:rPr>
+      </w:pPr>
+    </w:p>
+    <w:p>
+      <w:pPr>
+        <w:rPr>
+          <w:rFonts w:ascii="Andale Mono" w:hAnsi="Andale Mono" w:cs="Browallia New"/>
+          <w:sz w:val="32"/>
+          <w:szCs w:val="32"/>
+          <w:lang w:val="en-US"/>
+        </w:rPr>
+      </w:pPr>
+      <w:r>
+        <w:rPr>
+          <w:rFonts w:ascii="Andale Mono" w:hAnsi="Andale Mono" w:cs="Browallia New"/>
+          <w:sz w:val="32"/>
+          <w:szCs w:val="32"/>
+          <w:highlight w:val="green"/>
+          <w:lang w:val="en-US"/>
+        </w:rPr>
+        <w:t>Flash</w:t>
+      </w:r>
+    </w:p>
+    <w:p>
+      <w:pPr>
+        <w:pStyle w:val="ListParagraph"/>
+        <w:numPr>
+          <w:ilvl w:val="0"/>
+          <w:numId w:val="2"/>
+        </w:numPr>
+        <w:rPr>
+          <w:rFonts w:ascii="Andale Mono" w:hAnsi="Andale Mono" w:cs="Browallia New"/>
+          <w:sz w:val="32"/>
+          <w:szCs w:val="32"/>
+          <w:lang w:val="en-US"/>
+        </w:rPr>
+      </w:pPr>
+      <w:r>
+        <w:rPr>
+          <w:rFonts w:ascii="Andale Mono" w:hAnsi="Andale Mono" w:cs="Browallia New"/>
+          <w:sz w:val="32"/>
+          <w:szCs w:val="32"/>
+          <w:lang w:val="en-US"/>
+        </w:rPr>
+        <w:t>to flash a message to user like ‘Successfully login’ or ‘Failed to login’</w:t>
+      </w:r>
+    </w:p>
+    <w:p>
+      <w:pPr>
+        <w:pStyle w:val="ListParagraph"/>
+        <w:numPr>
+          <w:ilvl w:val="0"/>
+          <w:numId w:val="2"/>
+        </w:numPr>
+        <w:rPr>
+          <w:rFonts w:ascii="Andale Mono" w:hAnsi="Andale Mono" w:cs="Browallia New"/>
+          <w:sz w:val="32"/>
+          <w:szCs w:val="32"/>
+          <w:lang w:val="en-US"/>
+        </w:rPr>
+      </w:pPr>
+      <w:r>
+        <w:rPr>
+          <w:rFonts w:ascii="Andale Mono" w:hAnsi="Andale Mono" w:cs="Browallia New"/>
+          <w:sz w:val="32"/>
+          <w:szCs w:val="32"/>
+          <w:lang w:val="en-US"/>
+        </w:rPr>
+        <w:t>It places in session storage</w:t>
+      </w:r>
+    </w:p>
+    <w:p>
+      <w:pPr>
+        <w:pStyle w:val="ListParagraph"/>
+        <w:numPr>
+          <w:ilvl w:val="0"/>
+          <w:numId w:val="2"/>
+        </w:numPr>
+        <w:rPr>
+          <w:rFonts w:ascii="Andale Mono" w:hAnsi="Andale Mono" w:cs="Browallia New"/>
+          <w:sz w:val="32"/>
+          <w:szCs w:val="32"/>
+          <w:lang w:val="en-US"/>
+        </w:rPr>
+      </w:pPr>
+      <w:r>
+        <w:rPr>
+          <w:rFonts w:ascii="Andale Mono" w:hAnsi="Andale Mono" w:cs="Browallia New"/>
+          <w:sz w:val="32"/>
+          <w:szCs w:val="32"/>
+          <w:lang w:val="en-US"/>
+        </w:rPr>
+        <w:t>After it’s showed to the user it will throw itself away</w:t>
+      </w:r>
+    </w:p>
+    <w:p>
+      <w:pPr>
+        <w:pStyle w:val="ListParagraph"/>
+        <w:numPr>
+          <w:ilvl w:val="0"/>
+          <w:numId w:val="2"/>
+        </w:numPr>
+        <w:rPr>
+          <w:rFonts w:ascii="Andale Mono" w:hAnsi="Andale Mono" w:cs="Browallia New"/>
+          <w:sz w:val="32"/>
+          <w:szCs w:val="32"/>
+          <w:lang w:val="en-US"/>
+        </w:rPr>
+      </w:pPr>
+      <w:r>
+        <w:rPr>
+          <w:rFonts w:ascii="Andale Mono" w:hAnsi="Andale Mono" w:cs="Browallia New"/>
+          <w:sz w:val="32"/>
+          <w:szCs w:val="32"/>
+          <w:lang w:val="en-US"/>
+        </w:rPr>
+        <w:lastRenderedPageBreak/>
+        <w:t>It is typically used in combination with redirects</w:t>
+      </w:r>
+    </w:p>
+    <w:p>
+      <w:pPr>
+        <w:pStyle w:val="ListParagraph"/>
+        <w:numPr>
+          <w:ilvl w:val="0"/>
+          <w:numId w:val="2"/>
+        </w:numPr>
+        <w:rPr>
+          <w:rFonts w:ascii="Andale Mono" w:hAnsi="Andale Mono" w:cs="Browallia New"/>
+          <w:sz w:val="32"/>
+          <w:szCs w:val="32"/>
+          <w:lang w:val="en-US"/>
+        </w:rPr>
+      </w:pPr>
+      <w:r>
+        <w:rPr>
+          <w:rFonts w:ascii="Andale Mono" w:hAnsi="Andale Mono" w:cs="Browallia New"/>
+          <w:sz w:val="32"/>
+          <w:szCs w:val="32"/>
+          <w:lang w:val="en-US"/>
+        </w:rPr>
+        <w:t>Use this by ‘npm I connect-flash’</w:t>
+      </w:r>
     </w:p>
     <w:p>
       <w:pPr>

--- a/2-NodeJs/Express.docx
+++ b/2-NodeJs/Express.docx
@@ -448,25 +448,7 @@
           <w:szCs w:val="32"/>
           <w:lang w:val="en-US"/>
         </w:rPr>
-        <w:t xml:space="preserve">then in file </w:t>
-      </w:r>
-      <w:r>
-        <w:rPr>
-          <w:rFonts w:ascii="Andale Mono" w:hAnsi="Andale Mono" w:cs="Browallia New"/>
-          <w:sz w:val="32"/>
-          <w:szCs w:val="32"/>
-          <w:lang w:val="en-US"/>
-        </w:rPr>
-        <w:t>userRoute</w:t>
-      </w:r>
-      <w:r>
-        <w:rPr>
-          <w:rFonts w:ascii="Andale Mono" w:hAnsi="Andale Mono" w:cs="Browallia New"/>
-          <w:sz w:val="32"/>
-          <w:szCs w:val="32"/>
-          <w:lang w:val="en-US"/>
-        </w:rPr>
-        <w:t xml:space="preserve"> will be</w:t>
+        <w:t>then in file userRoute will be</w:t>
       </w:r>
     </w:p>
     <w:p>
@@ -611,6 +593,7 @@
       <w:r>
         <w:rPr>
           <w:rFonts w:ascii="Andale Mono" w:hAnsi="Andale Mono" w:cs="Browallia New"/>
+          <w:noProof/>
           <w:sz w:val="32"/>
           <w:szCs w:val="32"/>
           <w:lang w:val="en-US"/>
@@ -1078,17 +1061,7 @@
           <w:highlight w:val="green"/>
           <w:lang w:val="en-US"/>
         </w:rPr>
-        <w:t xml:space="preserve"> cookie from </w:t>
-      </w:r>
-      <w:r>
-        <w:rPr>
-          <w:rFonts w:ascii="Andale Mono" w:hAnsi="Andale Mono" w:cs="Browallia New"/>
-          <w:sz w:val="32"/>
-          <w:szCs w:val="32"/>
-          <w:highlight w:val="green"/>
-          <w:lang w:val="en-US"/>
-        </w:rPr>
-        <w:t>Cookie-parser</w:t>
+        <w:t xml:space="preserve"> cookie from Cookie-parser</w:t>
       </w:r>
     </w:p>
     <w:p>
@@ -2012,6 +1985,7 @@
       <w:r>
         <w:rPr>
           <w:rFonts w:ascii="Andale Mono" w:hAnsi="Andale Mono" w:cs="Browallia New"/>
+          <w:noProof/>
           <w:sz w:val="32"/>
           <w:szCs w:val="32"/>
           <w:lang w:val="en-US"/>
@@ -2090,6 +2064,7 @@
       </w:pPr>
       <w:r>
         <w:rPr>
+          <w:noProof/>
           <w:lang w:val="en-US"/>
         </w:rPr>
         <w:drawing>
